--- a/Buoi8/Lab8_Bai1_BaoCao.docx
+++ b/Buoi8/Lab8_Bai1_BaoCao.docx
@@ -5,81 +5,147 @@
     <w:p>
       <w:pPr>
         <w:pStyle w:val="Heading1"/>
+        <w:jc w:val="both"/>
+        <w:rPr>
+          <w:rFonts w:ascii="Times New Roman" w:hAnsi="Times New Roman" w:cs="Times New Roman"/>
+          <w:color w:val="auto"/>
+          <w:sz w:val="32"/>
+          <w:szCs w:val="32"/>
+        </w:rPr>
       </w:pPr>
       <w:r>
-        <w:t>1. Mục tiêu bài thực hành</w:t>
+        <w:rPr>
+          <w:rFonts w:ascii="Times New Roman" w:hAnsi="Times New Roman" w:cs="Times New Roman"/>
+          <w:color w:val="auto"/>
+          <w:sz w:val="32"/>
+          <w:szCs w:val="32"/>
+        </w:rPr>
+        <w:t>1. Mục tiêu bài t</w:t>
+      </w:r>
+      <w:r>
+        <w:rPr>
+          <w:rFonts w:ascii="Times New Roman" w:hAnsi="Times New Roman" w:cs="Times New Roman"/>
+          <w:color w:val="auto"/>
+          <w:sz w:val="32"/>
+          <w:szCs w:val="32"/>
+        </w:rPr>
+        <w:t>oán</w:t>
       </w:r>
     </w:p>
     <w:p>
       <w:pPr>
         <w:pStyle w:val="ListBullet"/>
+        <w:jc w:val="both"/>
+        <w:rPr>
+          <w:rFonts w:cs="Times New Roman"/>
+          <w:sz w:val="26"/>
+          <w:szCs w:val="26"/>
+        </w:rPr>
       </w:pPr>
       <w:r>
+        <w:rPr>
+          <w:rFonts w:cs="Times New Roman"/>
+          <w:sz w:val="26"/>
+          <w:szCs w:val="26"/>
+        </w:rPr>
         <w:t>Cấu hình dự án Maven sử dụng Selenium WebDriver, WebDriverManager và TestNG.</w:t>
       </w:r>
     </w:p>
     <w:p>
       <w:pPr>
         <w:pStyle w:val="ListBullet"/>
+        <w:jc w:val="both"/>
+        <w:rPr>
+          <w:rFonts w:cs="Times New Roman"/>
+          <w:sz w:val="26"/>
+          <w:szCs w:val="26"/>
+        </w:rPr>
       </w:pPr>
       <w:r>
+        <w:rPr>
+          <w:rFonts w:cs="Times New Roman"/>
+          <w:sz w:val="26"/>
+          <w:szCs w:val="26"/>
+        </w:rPr>
         <w:t>Tạo test tự động kiểm tra tiêu đề trang, URL, cấu trúc form đăng nhập và chức năng đăng nhập trên website saucedemo.</w:t>
       </w:r>
     </w:p>
     <w:p>
       <w:pPr>
         <w:pStyle w:val="ListBullet"/>
+        <w:jc w:val="both"/>
+        <w:rPr>
+          <w:rFonts w:cs="Times New Roman"/>
+          <w:sz w:val="26"/>
+          <w:szCs w:val="26"/>
+        </w:rPr>
       </w:pPr>
       <w:r>
+        <w:rPr>
+          <w:rFonts w:cs="Times New Roman"/>
+          <w:sz w:val="26"/>
+          <w:szCs w:val="26"/>
+        </w:rPr>
         <w:t>Tổ chức mã nguồn theo hướng dễ bảo trì với BaseTest, Page Object và các lớp test riêng biệt.</w:t>
       </w:r>
     </w:p>
     <w:p>
       <w:pPr>
         <w:pStyle w:val="Heading1"/>
+        <w:jc w:val="both"/>
+        <w:rPr>
+          <w:rFonts w:ascii="Times New Roman" w:hAnsi="Times New Roman" w:cs="Times New Roman"/>
+          <w:color w:val="auto"/>
+          <w:sz w:val="32"/>
+          <w:szCs w:val="32"/>
+        </w:rPr>
       </w:pPr>
       <w:r>
+        <w:rPr>
+          <w:rFonts w:ascii="Times New Roman" w:hAnsi="Times New Roman" w:cs="Times New Roman"/>
+          <w:color w:val="auto"/>
+          <w:sz w:val="32"/>
+          <w:szCs w:val="32"/>
+        </w:rPr>
         <w:t>2. Môi trường thực hiện</w:t>
       </w:r>
     </w:p>
     <w:tbl>
       <w:tblPr>
+        <w:tblStyle w:val="TableGrid"/>
         <w:tblW w:w="0" w:type="auto"/>
-        <w:jc w:val="center"/>
-        <w:tblBorders>
-          <w:top w:val="single" w:sz="8" w:space="0" w:color="B7C3D0"/>
-          <w:left w:val="single" w:sz="8" w:space="0" w:color="B7C3D0"/>
-          <w:bottom w:val="single" w:sz="8" w:space="0" w:color="B7C3D0"/>
-          <w:right w:val="single" w:sz="8" w:space="0" w:color="B7C3D0"/>
-          <w:insideH w:val="single" w:sz="8" w:space="0" w:color="B7C3D0"/>
-          <w:insideV w:val="single" w:sz="8" w:space="0" w:color="B7C3D0"/>
-        </w:tblBorders>
         <w:tblLayout w:type="fixed"/>
         <w:tblLook w:val="04A0" w:firstRow="1" w:lastRow="0" w:firstColumn="1" w:lastColumn="0" w:noHBand="0" w:noVBand="1"/>
       </w:tblPr>
       <w:tblGrid>
-        <w:gridCol w:w="4986"/>
-        <w:gridCol w:w="6123"/>
+        <w:gridCol w:w="4303"/>
+        <w:gridCol w:w="5285"/>
       </w:tblGrid>
       <w:tr>
         <w:trPr>
-          <w:jc w:val="center"/>
+          <w:trHeight w:val="314"/>
         </w:trPr>
         <w:tc>
           <w:tcPr>
-            <w:tcW w:w="2948" w:type="dxa"/>
-            <w:shd w:val="clear" w:color="auto" w:fill="4472C4"/>
-            <w:vAlign w:val="center"/>
+            <w:tcW w:w="4303" w:type="dxa"/>
+            <w:shd w:val="clear" w:color="auto" w:fill="4F81BD" w:themeFill="accent1"/>
           </w:tcPr>
           <w:p>
             <w:pPr>
-              <w:jc w:val="center"/>
+              <w:jc w:val="both"/>
+              <w:rPr>
+                <w:rFonts w:cs="Times New Roman"/>
+                <w:sz w:val="26"/>
+                <w:szCs w:val="26"/>
+              </w:rPr>
             </w:pPr>
             <w:r>
               <w:rPr>
+                <w:rFonts w:cs="Times New Roman"/>
                 <w:b/>
                 <w:color w:val="FFFFFF"/>
-                <w:sz w:val="20"/>
+                <w:sz w:val="26"/>
+                <w:szCs w:val="26"/>
               </w:rPr>
               <w:t>Thành phần</w:t>
             </w:r>
@@ -87,19 +153,25 @@
         </w:tc>
         <w:tc>
           <w:tcPr>
-            <w:tcW w:w="6123" w:type="dxa"/>
-            <w:shd w:val="clear" w:color="auto" w:fill="4472C4"/>
-            <w:vAlign w:val="center"/>
+            <w:tcW w:w="5285" w:type="dxa"/>
+            <w:shd w:val="clear" w:color="auto" w:fill="4F81BD" w:themeFill="accent1"/>
           </w:tcPr>
           <w:p>
             <w:pPr>
-              <w:jc w:val="center"/>
+              <w:jc w:val="both"/>
+              <w:rPr>
+                <w:rFonts w:cs="Times New Roman"/>
+                <w:sz w:val="26"/>
+                <w:szCs w:val="26"/>
+              </w:rPr>
             </w:pPr>
             <w:r>
               <w:rPr>
+                <w:rFonts w:cs="Times New Roman"/>
                 <w:b/>
                 <w:color w:val="FFFFFF"/>
-                <w:sz w:val="20"/>
+                <w:sz w:val="26"/>
+                <w:szCs w:val="26"/>
               </w:rPr>
               <w:t>Thông tin</w:t>
             </w:r>
@@ -108,19 +180,28 @@
       </w:tr>
       <w:tr>
         <w:trPr>
-          <w:jc w:val="center"/>
+          <w:trHeight w:val="314"/>
         </w:trPr>
         <w:tc>
           <w:tcPr>
-            <w:tcW w:w="4986" w:type="dxa"/>
-            <w:vAlign w:val="center"/>
+            <w:tcW w:w="4303" w:type="dxa"/>
           </w:tcPr>
           <w:p>
+            <w:pPr>
+              <w:jc w:val="both"/>
+              <w:rPr>
+                <w:rFonts w:cs="Times New Roman"/>
+                <w:sz w:val="26"/>
+                <w:szCs w:val="26"/>
+              </w:rPr>
+            </w:pPr>
             <w:r>
               <w:rPr>
+                <w:rFonts w:cs="Times New Roman"/>
                 <w:b/>
                 <w:color w:val="000000"/>
-                <w:sz w:val="20"/>
+                <w:sz w:val="26"/>
+                <w:szCs w:val="26"/>
               </w:rPr>
               <w:t>Ngôn ngữ</w:t>
             </w:r>
@@ -128,14 +209,23 @@
         </w:tc>
         <w:tc>
           <w:tcPr>
-            <w:tcW w:w="4986" w:type="dxa"/>
-            <w:vAlign w:val="center"/>
+            <w:tcW w:w="5285" w:type="dxa"/>
           </w:tcPr>
           <w:p>
+            <w:pPr>
+              <w:jc w:val="both"/>
+              <w:rPr>
+                <w:rFonts w:cs="Times New Roman"/>
+                <w:sz w:val="26"/>
+                <w:szCs w:val="26"/>
+              </w:rPr>
+            </w:pPr>
             <w:r>
               <w:rPr>
-                <w:color w:val="000000"/>
-                <w:sz w:val="20"/>
+                <w:rFonts w:cs="Times New Roman"/>
+                <w:color w:val="000000"/>
+                <w:sz w:val="26"/>
+                <w:szCs w:val="26"/>
               </w:rPr>
               <w:t>Java 17</w:t>
             </w:r>
@@ -144,19 +234,28 @@
       </w:tr>
       <w:tr>
         <w:trPr>
-          <w:jc w:val="center"/>
+          <w:trHeight w:val="314"/>
         </w:trPr>
         <w:tc>
           <w:tcPr>
-            <w:tcW w:w="4986" w:type="dxa"/>
-            <w:vAlign w:val="center"/>
+            <w:tcW w:w="4303" w:type="dxa"/>
           </w:tcPr>
           <w:p>
+            <w:pPr>
+              <w:jc w:val="both"/>
+              <w:rPr>
+                <w:rFonts w:cs="Times New Roman"/>
+                <w:sz w:val="26"/>
+                <w:szCs w:val="26"/>
+              </w:rPr>
+            </w:pPr>
             <w:r>
               <w:rPr>
+                <w:rFonts w:cs="Times New Roman"/>
                 <w:b/>
                 <w:color w:val="000000"/>
-                <w:sz w:val="20"/>
+                <w:sz w:val="26"/>
+                <w:szCs w:val="26"/>
               </w:rPr>
               <w:t>Build tool</w:t>
             </w:r>
@@ -164,14 +263,23 @@
         </w:tc>
         <w:tc>
           <w:tcPr>
-            <w:tcW w:w="4986" w:type="dxa"/>
-            <w:vAlign w:val="center"/>
+            <w:tcW w:w="5285" w:type="dxa"/>
           </w:tcPr>
           <w:p>
+            <w:pPr>
+              <w:jc w:val="both"/>
+              <w:rPr>
+                <w:rFonts w:cs="Times New Roman"/>
+                <w:sz w:val="26"/>
+                <w:szCs w:val="26"/>
+              </w:rPr>
+            </w:pPr>
             <w:r>
               <w:rPr>
-                <w:color w:val="000000"/>
-                <w:sz w:val="20"/>
+                <w:rFonts w:cs="Times New Roman"/>
+                <w:color w:val="000000"/>
+                <w:sz w:val="26"/>
+                <w:szCs w:val="26"/>
               </w:rPr>
               <w:t>Maven</w:t>
             </w:r>
@@ -180,19 +288,28 @@
       </w:tr>
       <w:tr>
         <w:trPr>
-          <w:jc w:val="center"/>
+          <w:trHeight w:val="314"/>
         </w:trPr>
         <w:tc>
           <w:tcPr>
-            <w:tcW w:w="4986" w:type="dxa"/>
-            <w:vAlign w:val="center"/>
+            <w:tcW w:w="4303" w:type="dxa"/>
           </w:tcPr>
           <w:p>
+            <w:pPr>
+              <w:jc w:val="both"/>
+              <w:rPr>
+                <w:rFonts w:cs="Times New Roman"/>
+                <w:sz w:val="26"/>
+                <w:szCs w:val="26"/>
+              </w:rPr>
+            </w:pPr>
             <w:r>
               <w:rPr>
+                <w:rFonts w:cs="Times New Roman"/>
                 <w:b/>
                 <w:color w:val="000000"/>
-                <w:sz w:val="20"/>
+                <w:sz w:val="26"/>
+                <w:szCs w:val="26"/>
               </w:rPr>
               <w:t>Framework test</w:t>
             </w:r>
@@ -200,14 +317,23 @@
         </w:tc>
         <w:tc>
           <w:tcPr>
-            <w:tcW w:w="4986" w:type="dxa"/>
-            <w:vAlign w:val="center"/>
+            <w:tcW w:w="5285" w:type="dxa"/>
           </w:tcPr>
           <w:p>
+            <w:pPr>
+              <w:jc w:val="both"/>
+              <w:rPr>
+                <w:rFonts w:cs="Times New Roman"/>
+                <w:sz w:val="26"/>
+                <w:szCs w:val="26"/>
+              </w:rPr>
+            </w:pPr>
             <w:r>
               <w:rPr>
-                <w:color w:val="000000"/>
-                <w:sz w:val="20"/>
+                <w:rFonts w:cs="Times New Roman"/>
+                <w:color w:val="000000"/>
+                <w:sz w:val="26"/>
+                <w:szCs w:val="26"/>
               </w:rPr>
               <w:t>TestNG 7.8.0</w:t>
             </w:r>
@@ -216,19 +342,28 @@
       </w:tr>
       <w:tr>
         <w:trPr>
-          <w:jc w:val="center"/>
+          <w:trHeight w:val="304"/>
         </w:trPr>
         <w:tc>
           <w:tcPr>
-            <w:tcW w:w="4986" w:type="dxa"/>
-            <w:vAlign w:val="center"/>
+            <w:tcW w:w="4303" w:type="dxa"/>
           </w:tcPr>
           <w:p>
+            <w:pPr>
+              <w:jc w:val="both"/>
+              <w:rPr>
+                <w:rFonts w:cs="Times New Roman"/>
+                <w:sz w:val="26"/>
+                <w:szCs w:val="26"/>
+              </w:rPr>
+            </w:pPr>
             <w:r>
               <w:rPr>
+                <w:rFonts w:cs="Times New Roman"/>
                 <w:b/>
                 <w:color w:val="000000"/>
-                <w:sz w:val="20"/>
+                <w:sz w:val="26"/>
+                <w:szCs w:val="26"/>
               </w:rPr>
               <w:t>Tự động hoá web</w:t>
             </w:r>
@@ -236,14 +371,23 @@
         </w:tc>
         <w:tc>
           <w:tcPr>
-            <w:tcW w:w="4986" w:type="dxa"/>
-            <w:vAlign w:val="center"/>
+            <w:tcW w:w="5285" w:type="dxa"/>
           </w:tcPr>
           <w:p>
+            <w:pPr>
+              <w:jc w:val="both"/>
+              <w:rPr>
+                <w:rFonts w:cs="Times New Roman"/>
+                <w:sz w:val="26"/>
+                <w:szCs w:val="26"/>
+              </w:rPr>
+            </w:pPr>
             <w:r>
               <w:rPr>
-                <w:color w:val="000000"/>
-                <w:sz w:val="20"/>
+                <w:rFonts w:cs="Times New Roman"/>
+                <w:color w:val="000000"/>
+                <w:sz w:val="26"/>
+                <w:szCs w:val="26"/>
               </w:rPr>
               <w:t>Selenium Java 4.15.0</w:t>
             </w:r>
@@ -252,19 +396,28 @@
       </w:tr>
       <w:tr>
         <w:trPr>
-          <w:jc w:val="center"/>
+          <w:trHeight w:val="314"/>
         </w:trPr>
         <w:tc>
           <w:tcPr>
-            <w:tcW w:w="4986" w:type="dxa"/>
-            <w:vAlign w:val="center"/>
+            <w:tcW w:w="4303" w:type="dxa"/>
           </w:tcPr>
           <w:p>
+            <w:pPr>
+              <w:jc w:val="both"/>
+              <w:rPr>
+                <w:rFonts w:cs="Times New Roman"/>
+                <w:sz w:val="26"/>
+                <w:szCs w:val="26"/>
+              </w:rPr>
+            </w:pPr>
             <w:r>
               <w:rPr>
+                <w:rFonts w:cs="Times New Roman"/>
                 <w:b/>
                 <w:color w:val="000000"/>
-                <w:sz w:val="20"/>
+                <w:sz w:val="26"/>
+                <w:szCs w:val="26"/>
               </w:rPr>
               <w:t>Driver</w:t>
             </w:r>
@@ -272,14 +425,23 @@
         </w:tc>
         <w:tc>
           <w:tcPr>
-            <w:tcW w:w="4986" w:type="dxa"/>
-            <w:vAlign w:val="center"/>
+            <w:tcW w:w="5285" w:type="dxa"/>
           </w:tcPr>
           <w:p>
+            <w:pPr>
+              <w:jc w:val="both"/>
+              <w:rPr>
+                <w:rFonts w:cs="Times New Roman"/>
+                <w:sz w:val="26"/>
+                <w:szCs w:val="26"/>
+              </w:rPr>
+            </w:pPr>
             <w:r>
               <w:rPr>
-                <w:color w:val="000000"/>
-                <w:sz w:val="20"/>
+                <w:rFonts w:cs="Times New Roman"/>
+                <w:color w:val="000000"/>
+                <w:sz w:val="26"/>
+                <w:szCs w:val="26"/>
               </w:rPr>
               <w:t>WebDriverManager 5.6.3</w:t>
             </w:r>
@@ -288,19 +450,28 @@
       </w:tr>
       <w:tr>
         <w:trPr>
-          <w:jc w:val="center"/>
+          <w:trHeight w:val="314"/>
         </w:trPr>
         <w:tc>
           <w:tcPr>
-            <w:tcW w:w="4986" w:type="dxa"/>
-            <w:vAlign w:val="center"/>
+            <w:tcW w:w="4303" w:type="dxa"/>
           </w:tcPr>
           <w:p>
+            <w:pPr>
+              <w:jc w:val="both"/>
+              <w:rPr>
+                <w:rFonts w:cs="Times New Roman"/>
+                <w:sz w:val="26"/>
+                <w:szCs w:val="26"/>
+              </w:rPr>
+            </w:pPr>
             <w:r>
               <w:rPr>
+                <w:rFonts w:cs="Times New Roman"/>
                 <w:b/>
                 <w:color w:val="000000"/>
-                <w:sz w:val="20"/>
+                <w:sz w:val="26"/>
+                <w:szCs w:val="26"/>
               </w:rPr>
               <w:t>IDE</w:t>
             </w:r>
@@ -308,14 +479,23 @@
         </w:tc>
         <w:tc>
           <w:tcPr>
-            <w:tcW w:w="4986" w:type="dxa"/>
-            <w:vAlign w:val="center"/>
+            <w:tcW w:w="5285" w:type="dxa"/>
           </w:tcPr>
           <w:p>
+            <w:pPr>
+              <w:jc w:val="both"/>
+              <w:rPr>
+                <w:rFonts w:cs="Times New Roman"/>
+                <w:sz w:val="26"/>
+                <w:szCs w:val="26"/>
+              </w:rPr>
+            </w:pPr>
             <w:r>
               <w:rPr>
-                <w:color w:val="000000"/>
-                <w:sz w:val="20"/>
+                <w:rFonts w:cs="Times New Roman"/>
+                <w:color w:val="000000"/>
+                <w:sz w:val="26"/>
+                <w:szCs w:val="26"/>
               </w:rPr>
               <w:t>IntelliJ IDEA</w:t>
             </w:r>
@@ -324,19 +504,28 @@
       </w:tr>
       <w:tr>
         <w:trPr>
-          <w:jc w:val="center"/>
+          <w:trHeight w:val="314"/>
         </w:trPr>
         <w:tc>
           <w:tcPr>
-            <w:tcW w:w="4986" w:type="dxa"/>
-            <w:vAlign w:val="center"/>
+            <w:tcW w:w="4303" w:type="dxa"/>
           </w:tcPr>
           <w:p>
+            <w:pPr>
+              <w:jc w:val="both"/>
+              <w:rPr>
+                <w:rFonts w:cs="Times New Roman"/>
+                <w:sz w:val="26"/>
+                <w:szCs w:val="26"/>
+              </w:rPr>
+            </w:pPr>
             <w:r>
               <w:rPr>
+                <w:rFonts w:cs="Times New Roman"/>
                 <w:b/>
                 <w:color w:val="000000"/>
-                <w:sz w:val="20"/>
+                <w:sz w:val="26"/>
+                <w:szCs w:val="26"/>
               </w:rPr>
               <w:t>Website test</w:t>
             </w:r>
@@ -344,14 +533,23 @@
         </w:tc>
         <w:tc>
           <w:tcPr>
-            <w:tcW w:w="4986" w:type="dxa"/>
-            <w:vAlign w:val="center"/>
+            <w:tcW w:w="5285" w:type="dxa"/>
           </w:tcPr>
           <w:p>
+            <w:pPr>
+              <w:jc w:val="both"/>
+              <w:rPr>
+                <w:rFonts w:cs="Times New Roman"/>
+                <w:sz w:val="26"/>
+                <w:szCs w:val="26"/>
+              </w:rPr>
+            </w:pPr>
             <w:r>
               <w:rPr>
-                <w:color w:val="000000"/>
-                <w:sz w:val="20"/>
+                <w:rFonts w:cs="Times New Roman"/>
+                <w:color w:val="000000"/>
+                <w:sz w:val="26"/>
+                <w:szCs w:val="26"/>
               </w:rPr>
               <w:t>saucedemo.com</w:t>
             </w:r>
@@ -362,515 +560,105 @@
     <w:p>
       <w:pPr>
         <w:pStyle w:val="Heading1"/>
+        <w:jc w:val="both"/>
+        <w:rPr>
+          <w:rFonts w:ascii="Times New Roman" w:hAnsi="Times New Roman" w:cs="Times New Roman"/>
+          <w:color w:val="auto"/>
+          <w:sz w:val="32"/>
+          <w:szCs w:val="32"/>
+        </w:rPr>
       </w:pPr>
       <w:r>
-        <w:t>3</w:t>
+        <w:rPr>
+          <w:rFonts w:ascii="Times New Roman" w:hAnsi="Times New Roman" w:cs="Times New Roman"/>
+          <w:color w:val="auto"/>
+          <w:sz w:val="32"/>
+          <w:szCs w:val="32"/>
+        </w:rPr>
+        <w:t xml:space="preserve">5. </w:t>
       </w:r>
       <w:r>
-        <w:t>. Danh sách file và vai trò</w:t>
+        <w:rPr>
+          <w:rFonts w:ascii="Times New Roman" w:hAnsi="Times New Roman" w:cs="Times New Roman"/>
+          <w:color w:val="auto"/>
+          <w:sz w:val="32"/>
+          <w:szCs w:val="32"/>
+        </w:rPr>
+        <w:t>Kịch bản kiểm thử</w:t>
       </w:r>
     </w:p>
     <w:tbl>
       <w:tblPr>
+        <w:tblStyle w:val="TableGrid"/>
         <w:tblW w:w="0" w:type="auto"/>
-        <w:jc w:val="center"/>
-        <w:tblBorders>
-          <w:top w:val="single" w:sz="8" w:space="0" w:color="B7C3D0"/>
-          <w:left w:val="single" w:sz="8" w:space="0" w:color="B7C3D0"/>
-          <w:bottom w:val="single" w:sz="8" w:space="0" w:color="B7C3D0"/>
-          <w:right w:val="single" w:sz="8" w:space="0" w:color="B7C3D0"/>
-          <w:insideH w:val="single" w:sz="8" w:space="0" w:color="B7C3D0"/>
-          <w:insideV w:val="single" w:sz="8" w:space="0" w:color="B7C3D0"/>
-        </w:tblBorders>
         <w:tblLayout w:type="fixed"/>
         <w:tblLook w:val="04A0" w:firstRow="1" w:lastRow="0" w:firstColumn="1" w:lastColumn="0" w:noHBand="0" w:noVBand="1"/>
       </w:tblPr>
       <w:tblGrid>
-        <w:gridCol w:w="3324"/>
-        <w:gridCol w:w="3402"/>
-        <w:gridCol w:w="3402"/>
+        <w:gridCol w:w="722"/>
+        <w:gridCol w:w="1996"/>
+        <w:gridCol w:w="1350"/>
+        <w:gridCol w:w="1710"/>
+        <w:gridCol w:w="1710"/>
+        <w:gridCol w:w="1440"/>
+        <w:gridCol w:w="701"/>
       </w:tblGrid>
       <w:tr>
-        <w:trPr>
-          <w:jc w:val="center"/>
-        </w:trPr>
         <w:tc>
           <w:tcPr>
-            <w:tcW w:w="2268" w:type="dxa"/>
-            <w:shd w:val="clear" w:color="auto" w:fill="4472C4"/>
-            <w:vAlign w:val="center"/>
+            <w:tcW w:w="722" w:type="dxa"/>
+            <w:shd w:val="clear" w:color="auto" w:fill="4F81BD" w:themeFill="accent1"/>
+            <w:hideMark/>
           </w:tcPr>
           <w:p>
             <w:pPr>
-              <w:jc w:val="center"/>
+              <w:jc w:val="both"/>
+              <w:rPr>
+                <w:rFonts w:cs="Times New Roman"/>
+                <w:b/>
+                <w:color w:val="FFFFFF" w:themeColor="background1"/>
+                <w:sz w:val="26"/>
+                <w:szCs w:val="26"/>
+              </w:rPr>
             </w:pPr>
             <w:r>
               <w:rPr>
+                <w:rFonts w:cs="Times New Roman"/>
                 <w:b/>
-                <w:color w:val="FFFFFF"/>
-                <w:sz w:val="20"/>
-              </w:rPr>
-              <w:t>Tên file</w:t>
+                <w:bCs/>
+                <w:color w:val="FFFFFF" w:themeColor="background1"/>
+                <w:sz w:val="26"/>
+                <w:szCs w:val="26"/>
+              </w:rPr>
+              <w:t>Mã TC</w:t>
             </w:r>
           </w:p>
         </w:tc>
         <w:tc>
           <w:tcPr>
-            <w:tcW w:w="3402" w:type="dxa"/>
-            <w:shd w:val="clear" w:color="auto" w:fill="4472C4"/>
-            <w:vAlign w:val="center"/>
+            <w:tcW w:w="1996" w:type="dxa"/>
+            <w:shd w:val="clear" w:color="auto" w:fill="4F81BD" w:themeFill="accent1"/>
+            <w:hideMark/>
           </w:tcPr>
           <w:p>
             <w:pPr>
-              <w:jc w:val="center"/>
+              <w:jc w:val="both"/>
+              <w:rPr>
+                <w:rFonts w:cs="Times New Roman"/>
+                <w:b/>
+                <w:color w:val="FFFFFF" w:themeColor="background1"/>
+                <w:sz w:val="26"/>
+                <w:szCs w:val="26"/>
+              </w:rPr>
             </w:pPr>
             <w:r>
               <w:rPr>
+                <w:rFonts w:cs="Times New Roman"/>
                 <w:b/>
-                <w:color w:val="FFFFFF"/>
-                <w:sz w:val="20"/>
-              </w:rPr>
-              <w:t>Vị trí</w:t>
-            </w:r>
-          </w:p>
-        </w:tc>
-        <w:tc>
-          <w:tcPr>
-            <w:tcW w:w="3402" w:type="dxa"/>
-            <w:shd w:val="clear" w:color="auto" w:fill="4472C4"/>
-            <w:vAlign w:val="center"/>
-          </w:tcPr>
-          <w:p>
-            <w:pPr>
-              <w:jc w:val="center"/>
-            </w:pPr>
-            <w:r>
-              <w:rPr>
-                <w:b/>
-                <w:color w:val="FFFFFF"/>
-                <w:sz w:val="20"/>
-              </w:rPr>
-              <w:t>Mục đích</w:t>
-            </w:r>
-          </w:p>
-        </w:tc>
-      </w:tr>
-      <w:tr>
-        <w:trPr>
-          <w:jc w:val="center"/>
-        </w:trPr>
-        <w:tc>
-          <w:tcPr>
-            <w:tcW w:w="3324" w:type="dxa"/>
-            <w:vAlign w:val="center"/>
-          </w:tcPr>
-          <w:p>
-            <w:r>
-              <w:rPr>
-                <w:b/>
-                <w:color w:val="000000"/>
-                <w:sz w:val="18"/>
-              </w:rPr>
-              <w:t>pom.xml</w:t>
-            </w:r>
-          </w:p>
-        </w:tc>
-        <w:tc>
-          <w:tcPr>
-            <w:tcW w:w="3324" w:type="dxa"/>
-            <w:vAlign w:val="center"/>
-          </w:tcPr>
-          <w:p>
-            <w:r>
-              <w:rPr>
-                <w:color w:val="000000"/>
-                <w:sz w:val="18"/>
-              </w:rPr>
-              <w:t>/Lab8/pom.xml</w:t>
-            </w:r>
-          </w:p>
-        </w:tc>
-        <w:tc>
-          <w:tcPr>
-            <w:tcW w:w="3324" w:type="dxa"/>
-            <w:vAlign w:val="center"/>
-          </w:tcPr>
-          <w:p>
-            <w:r>
-              <w:rPr>
-                <w:color w:val="000000"/>
-                <w:sz w:val="18"/>
-              </w:rPr>
-              <w:t>Khai báo dependency và cấu hình Maven Surefire chạy TestNG.</w:t>
-            </w:r>
-          </w:p>
-        </w:tc>
-      </w:tr>
-      <w:tr>
-        <w:trPr>
-          <w:jc w:val="center"/>
-        </w:trPr>
-        <w:tc>
-          <w:tcPr>
-            <w:tcW w:w="3324" w:type="dxa"/>
-            <w:vAlign w:val="center"/>
-          </w:tcPr>
-          <w:p>
-            <w:r>
-              <w:rPr>
-                <w:b/>
-                <w:color w:val="000000"/>
-                <w:sz w:val="18"/>
-              </w:rPr>
-              <w:t>testng.xml</w:t>
-            </w:r>
-          </w:p>
-        </w:tc>
-        <w:tc>
-          <w:tcPr>
-            <w:tcW w:w="3324" w:type="dxa"/>
-            <w:vAlign w:val="center"/>
-          </w:tcPr>
-          <w:p>
-            <w:r>
-              <w:rPr>
-                <w:color w:val="000000"/>
-                <w:sz w:val="18"/>
-              </w:rPr>
-              <w:t>/Lab8/testng.xml</w:t>
-            </w:r>
-          </w:p>
-        </w:tc>
-        <w:tc>
-          <w:tcPr>
-            <w:tcW w:w="3324" w:type="dxa"/>
-            <w:vAlign w:val="center"/>
-          </w:tcPr>
-          <w:p>
-            <w:r>
-              <w:rPr>
-                <w:color w:val="000000"/>
-                <w:sz w:val="18"/>
-              </w:rPr>
-              <w:t>Khai báo suite chạy các lớp test của Bài 1.</w:t>
-            </w:r>
-          </w:p>
-        </w:tc>
-      </w:tr>
-      <w:tr>
-        <w:trPr>
-          <w:jc w:val="center"/>
-        </w:trPr>
-        <w:tc>
-          <w:tcPr>
-            <w:tcW w:w="3324" w:type="dxa"/>
-            <w:vAlign w:val="center"/>
-          </w:tcPr>
-          <w:p>
-            <w:r>
-              <w:rPr>
-                <w:b/>
-                <w:color w:val="000000"/>
-                <w:sz w:val="18"/>
-              </w:rPr>
-              <w:t>BaseTest.java</w:t>
-            </w:r>
-          </w:p>
-        </w:tc>
-        <w:tc>
-          <w:tcPr>
-            <w:tcW w:w="3324" w:type="dxa"/>
-            <w:vAlign w:val="center"/>
-          </w:tcPr>
-          <w:p>
-            <w:r>
-              <w:rPr>
-                <w:color w:val="000000"/>
-                <w:sz w:val="18"/>
-              </w:rPr>
-              <w:t>/src/test/java/org/example/base</w:t>
-            </w:r>
-          </w:p>
-        </w:tc>
-        <w:tc>
-          <w:tcPr>
-            <w:tcW w:w="3324" w:type="dxa"/>
-            <w:vAlign w:val="center"/>
-          </w:tcPr>
-          <w:p>
-            <w:r>
-              <w:rPr>
-                <w:color w:val="000000"/>
-                <w:sz w:val="18"/>
-              </w:rPr>
-              <w:t>Khởi tạo và đóng ChromeDriver trước/sau mỗi test.</w:t>
-            </w:r>
-          </w:p>
-        </w:tc>
-      </w:tr>
-      <w:tr>
-        <w:trPr>
-          <w:jc w:val="center"/>
-        </w:trPr>
-        <w:tc>
-          <w:tcPr>
-            <w:tcW w:w="3324" w:type="dxa"/>
-            <w:vAlign w:val="center"/>
-          </w:tcPr>
-          <w:p>
-            <w:r>
-              <w:rPr>
-                <w:b/>
-                <w:color w:val="000000"/>
-                <w:sz w:val="18"/>
-              </w:rPr>
-              <w:t>LoginPage.java</w:t>
-            </w:r>
-          </w:p>
-        </w:tc>
-        <w:tc>
-          <w:tcPr>
-            <w:tcW w:w="3324" w:type="dxa"/>
-            <w:vAlign w:val="center"/>
-          </w:tcPr>
-          <w:p>
-            <w:r>
-              <w:rPr>
-                <w:color w:val="000000"/>
-                <w:sz w:val="18"/>
-              </w:rPr>
-              <w:t>/src/test/java/org/example/pages</w:t>
-            </w:r>
-          </w:p>
-        </w:tc>
-        <w:tc>
-          <w:tcPr>
-            <w:tcW w:w="3324" w:type="dxa"/>
-            <w:vAlign w:val="center"/>
-          </w:tcPr>
-          <w:p>
-            <w:r>
-              <w:rPr>
-                <w:color w:val="000000"/>
-                <w:sz w:val="18"/>
-              </w:rPr>
-              <w:t>Gom locator và thao tác với trang đăng nhập theo mô hình Page Object.</w:t>
-            </w:r>
-          </w:p>
-        </w:tc>
-      </w:tr>
-      <w:tr>
-        <w:trPr>
-          <w:jc w:val="center"/>
-        </w:trPr>
-        <w:tc>
-          <w:tcPr>
-            <w:tcW w:w="3324" w:type="dxa"/>
-            <w:vAlign w:val="center"/>
-          </w:tcPr>
-          <w:p>
-            <w:r>
-              <w:rPr>
-                <w:b/>
-                <w:color w:val="000000"/>
-                <w:sz w:val="18"/>
-              </w:rPr>
-              <w:t>TitleTest.java</w:t>
-            </w:r>
-          </w:p>
-        </w:tc>
-        <w:tc>
-          <w:tcPr>
-            <w:tcW w:w="3324" w:type="dxa"/>
-            <w:vAlign w:val="center"/>
-          </w:tcPr>
-          <w:p>
-            <w:r>
-              <w:rPr>
-                <w:color w:val="000000"/>
-                <w:sz w:val="18"/>
-              </w:rPr>
-              <w:t>/src/test/java/org/example/tests</w:t>
-            </w:r>
-          </w:p>
-        </w:tc>
-        <w:tc>
-          <w:tcPr>
-            <w:tcW w:w="3324" w:type="dxa"/>
-            <w:vAlign w:val="center"/>
-          </w:tcPr>
-          <w:p>
-            <w:r>
-              <w:rPr>
-                <w:color w:val="000000"/>
-                <w:sz w:val="18"/>
-              </w:rPr>
-              <w:t>Kiểm thử title, URL, form đăng nhập, logo và login box.</w:t>
-            </w:r>
-          </w:p>
-        </w:tc>
-      </w:tr>
-      <w:tr>
-        <w:trPr>
-          <w:jc w:val="center"/>
-        </w:trPr>
-        <w:tc>
-          <w:tcPr>
-            <w:tcW w:w="3324" w:type="dxa"/>
-            <w:vAlign w:val="center"/>
-          </w:tcPr>
-          <w:p>
-            <w:r>
-              <w:rPr>
-                <w:b/>
-                <w:color w:val="000000"/>
-                <w:sz w:val="18"/>
-              </w:rPr>
-              <w:t>LoginTest.java</w:t>
-            </w:r>
-          </w:p>
-        </w:tc>
-        <w:tc>
-          <w:tcPr>
-            <w:tcW w:w="3324" w:type="dxa"/>
-            <w:vAlign w:val="center"/>
-          </w:tcPr>
-          <w:p>
-            <w:r>
-              <w:rPr>
-                <w:color w:val="000000"/>
-                <w:sz w:val="18"/>
-              </w:rPr>
-              <w:t>/src/test/java/org/example/tests</w:t>
-            </w:r>
-          </w:p>
-        </w:tc>
-        <w:tc>
-          <w:tcPr>
-            <w:tcW w:w="3324" w:type="dxa"/>
-            <w:vAlign w:val="center"/>
-          </w:tcPr>
-          <w:p>
-            <w:r>
-              <w:rPr>
-                <w:color w:val="000000"/>
-                <w:sz w:val="18"/>
-              </w:rPr>
-              <w:t>Kiểm thử luồng đăng nhập hợp lệ và không hợp lệ.</w:t>
-            </w:r>
-          </w:p>
-        </w:tc>
-      </w:tr>
-    </w:tbl>
-    <w:p>
-      <w:pPr>
-        <w:pStyle w:val="Heading1"/>
-      </w:pPr>
-      <w:r>
-        <w:t>4</w:t>
-      </w:r>
-      <w:r>
-        <w:t>. Phân tích chức năng kiểm thử</w:t>
-      </w:r>
-    </w:p>
-    <w:p>
-      <w:pPr>
-        <w:pStyle w:val="ListBullet"/>
-      </w:pPr>
-      <w:r>
-        <w:t>Nhóm kiểm thử giao diện ban đầu: xác nhận trang mở đúng địa chỉ, đúng title và hiển thị đủ thành phần đăng nhập.</w:t>
-      </w:r>
-    </w:p>
-    <w:p>
-      <w:pPr>
-        <w:pStyle w:val="ListBullet"/>
-      </w:pPr>
-      <w:r>
-        <w:lastRenderedPageBreak/>
-        <w:t>Nhóm kiểm thử nghiệp vụ đăng nhập: kiểm tra tài khoản hợp lệ, sai mật khẩu, bỏ trống trường nhập và tài khoản bị khóa.</w:t>
-      </w:r>
-    </w:p>
-    <w:p>
-      <w:pPr>
-        <w:pStyle w:val="ListBullet"/>
-      </w:pPr>
-      <w:r>
-        <w:t>Nhóm kiểm thử mở rộng: dùng problem_user và performance_glitch_user để xác nhận hệ thống vẫn cho đăng nhập thành công.</w:t>
-      </w:r>
-    </w:p>
-    <w:p>
-      <w:pPr>
-        <w:pStyle w:val="Heading1"/>
-      </w:pPr>
-      <w:r>
-        <w:t>5</w:t>
-      </w:r>
-      <w:r>
-        <w:t>. Bảng test case Bài 1</w:t>
-      </w:r>
-    </w:p>
-    <w:tbl>
-      <w:tblPr>
-        <w:tblW w:w="0" w:type="auto"/>
-        <w:jc w:val="center"/>
-        <w:tblBorders>
-          <w:top w:val="single" w:sz="8" w:space="0" w:color="B7C3D0"/>
-          <w:left w:val="single" w:sz="8" w:space="0" w:color="B7C3D0"/>
-          <w:bottom w:val="single" w:sz="8" w:space="0" w:color="B7C3D0"/>
-          <w:right w:val="single" w:sz="8" w:space="0" w:color="B7C3D0"/>
-          <w:insideH w:val="single" w:sz="8" w:space="0" w:color="B7C3D0"/>
-          <w:insideV w:val="single" w:sz="8" w:space="0" w:color="B7C3D0"/>
-        </w:tblBorders>
-        <w:tblLayout w:type="fixed"/>
-        <w:tblLook w:val="04A0" w:firstRow="1" w:lastRow="0" w:firstColumn="1" w:lastColumn="0" w:noHBand="0" w:noVBand="1"/>
-      </w:tblPr>
-      <w:tblGrid>
-        <w:gridCol w:w="1662"/>
-        <w:gridCol w:w="2835"/>
-        <w:gridCol w:w="1701"/>
-        <w:gridCol w:w="2551"/>
-        <w:gridCol w:w="1984"/>
-        <w:gridCol w:w="1662"/>
-      </w:tblGrid>
-      <w:tr>
-        <w:trPr>
-          <w:jc w:val="center"/>
-        </w:trPr>
-        <w:tc>
-          <w:tcPr>
-            <w:tcW w:w="1134" w:type="dxa"/>
-            <w:shd w:val="clear" w:color="auto" w:fill="5B9BD5"/>
-            <w:vAlign w:val="center"/>
-          </w:tcPr>
-          <w:p>
-            <w:pPr>
-              <w:jc w:val="center"/>
-            </w:pPr>
-            <w:r>
-              <w:rPr>
-                <w:b/>
-                <w:color w:val="FFFFFF"/>
-                <w:sz w:val="18"/>
-              </w:rPr>
-              <w:t>TC ID</w:t>
-            </w:r>
-          </w:p>
-        </w:tc>
-        <w:tc>
-          <w:tcPr>
-            <w:tcW w:w="2835" w:type="dxa"/>
-            <w:shd w:val="clear" w:color="auto" w:fill="5B9BD5"/>
-            <w:vAlign w:val="center"/>
-          </w:tcPr>
-          <w:p>
-            <w:pPr>
-              <w:jc w:val="center"/>
-            </w:pPr>
-            <w:r>
-              <w:rPr>
-                <w:b/>
-                <w:color w:val="FFFFFF"/>
-                <w:sz w:val="18"/>
+                <w:bCs/>
+                <w:color w:val="FFFFFF" w:themeColor="background1"/>
+                <w:sz w:val="26"/>
+                <w:szCs w:val="26"/>
               </w:rPr>
               <w:t>Mô tả</w:t>
             </w:r>
@@ -878,39 +666,89 @@
         </w:tc>
         <w:tc>
           <w:tcPr>
-            <w:tcW w:w="1701" w:type="dxa"/>
-            <w:shd w:val="clear" w:color="auto" w:fill="5B9BD5"/>
-            <w:vAlign w:val="center"/>
+            <w:tcW w:w="1350" w:type="dxa"/>
+            <w:shd w:val="clear" w:color="auto" w:fill="4F81BD" w:themeFill="accent1"/>
+            <w:hideMark/>
           </w:tcPr>
           <w:p>
             <w:pPr>
-              <w:jc w:val="center"/>
+              <w:jc w:val="both"/>
+              <w:rPr>
+                <w:rFonts w:cs="Times New Roman"/>
+                <w:b/>
+                <w:color w:val="FFFFFF" w:themeColor="background1"/>
+                <w:sz w:val="26"/>
+                <w:szCs w:val="26"/>
+              </w:rPr>
             </w:pPr>
             <w:r>
               <w:rPr>
+                <w:rFonts w:cs="Times New Roman"/>
                 <w:b/>
-                <w:color w:val="FFFFFF"/>
-                <w:sz w:val="18"/>
-              </w:rPr>
-              <w:t>Dữ liệu vào</w:t>
+                <w:bCs/>
+                <w:color w:val="FFFFFF" w:themeColor="background1"/>
+                <w:sz w:val="26"/>
+                <w:szCs w:val="26"/>
+              </w:rPr>
+              <w:t>Điều kiện tiên quyết</w:t>
             </w:r>
           </w:p>
         </w:tc>
         <w:tc>
           <w:tcPr>
-            <w:tcW w:w="2551" w:type="dxa"/>
-            <w:shd w:val="clear" w:color="auto" w:fill="5B9BD5"/>
-            <w:vAlign w:val="center"/>
+            <w:tcW w:w="1710" w:type="dxa"/>
+            <w:shd w:val="clear" w:color="auto" w:fill="4F81BD" w:themeFill="accent1"/>
+            <w:hideMark/>
           </w:tcPr>
           <w:p>
             <w:pPr>
-              <w:jc w:val="center"/>
+              <w:jc w:val="both"/>
+              <w:rPr>
+                <w:rFonts w:cs="Times New Roman"/>
+                <w:b/>
+                <w:color w:val="FFFFFF" w:themeColor="background1"/>
+                <w:sz w:val="26"/>
+                <w:szCs w:val="26"/>
+              </w:rPr>
             </w:pPr>
             <w:r>
               <w:rPr>
+                <w:rFonts w:cs="Times New Roman"/>
                 <w:b/>
-                <w:color w:val="FFFFFF"/>
-                <w:sz w:val="18"/>
+                <w:bCs/>
+                <w:color w:val="FFFFFF" w:themeColor="background1"/>
+                <w:sz w:val="26"/>
+                <w:szCs w:val="26"/>
+              </w:rPr>
+              <w:t>Bước thực hiện</w:t>
+            </w:r>
+          </w:p>
+        </w:tc>
+        <w:tc>
+          <w:tcPr>
+            <w:tcW w:w="1710" w:type="dxa"/>
+            <w:shd w:val="clear" w:color="auto" w:fill="4F81BD" w:themeFill="accent1"/>
+            <w:hideMark/>
+          </w:tcPr>
+          <w:p>
+            <w:pPr>
+              <w:jc w:val="both"/>
+              <w:rPr>
+                <w:rFonts w:cs="Times New Roman"/>
+                <w:b/>
+                <w:color w:val="FFFFFF" w:themeColor="background1"/>
+                <w:sz w:val="26"/>
+                <w:szCs w:val="26"/>
+              </w:rPr>
+            </w:pPr>
+            <w:r>
+              <w:rPr>
+                <w:rFonts w:cs="Times New Roman"/>
+                <w:b/>
+                <w:bCs/>
+                <w:color w:val="FFFFFF" w:themeColor="background1"/>
+                <w:sz w:val="26"/>
+                <w:szCs w:val="26"/>
               </w:rPr>
               <w:t>Kết quả mong đợi</w:t>
             </w:r>
@@ -918,19 +756,29 @@
         </w:tc>
         <w:tc>
           <w:tcPr>
-            <w:tcW w:w="1984" w:type="dxa"/>
-            <w:shd w:val="clear" w:color="auto" w:fill="5B9BD5"/>
-            <w:vAlign w:val="center"/>
+            <w:tcW w:w="1440" w:type="dxa"/>
+            <w:shd w:val="clear" w:color="auto" w:fill="4F81BD" w:themeFill="accent1"/>
+            <w:hideMark/>
           </w:tcPr>
           <w:p>
             <w:pPr>
-              <w:jc w:val="center"/>
+              <w:jc w:val="both"/>
+              <w:rPr>
+                <w:rFonts w:cs="Times New Roman"/>
+                <w:b/>
+                <w:color w:val="FFFFFF" w:themeColor="background1"/>
+                <w:sz w:val="26"/>
+                <w:szCs w:val="26"/>
+              </w:rPr>
             </w:pPr>
             <w:r>
               <w:rPr>
+                <w:rFonts w:cs="Times New Roman"/>
                 <w:b/>
-                <w:color w:val="FFFFFF"/>
-                <w:sz w:val="18"/>
+                <w:bCs/>
+                <w:color w:val="FFFFFF" w:themeColor="background1"/>
+                <w:sz w:val="26"/>
+                <w:szCs w:val="26"/>
               </w:rPr>
               <w:t>Kết quả thực tế</w:t>
             </w:r>
@@ -938,122 +786,213 @@
         </w:tc>
         <w:tc>
           <w:tcPr>
-            <w:tcW w:w="850" w:type="dxa"/>
-            <w:shd w:val="clear" w:color="auto" w:fill="5B9BD5"/>
-            <w:vAlign w:val="center"/>
+            <w:tcW w:w="701" w:type="dxa"/>
+            <w:shd w:val="clear" w:color="auto" w:fill="4F81BD" w:themeFill="accent1"/>
+            <w:hideMark/>
           </w:tcPr>
           <w:p>
             <w:pPr>
-              <w:jc w:val="center"/>
+              <w:jc w:val="both"/>
+              <w:rPr>
+                <w:rFonts w:cs="Times New Roman"/>
+                <w:b/>
+                <w:color w:val="FFFFFF" w:themeColor="background1"/>
+                <w:sz w:val="26"/>
+                <w:szCs w:val="26"/>
+              </w:rPr>
             </w:pPr>
             <w:r>
               <w:rPr>
+                <w:rFonts w:cs="Times New Roman"/>
                 <w:b/>
-                <w:color w:val="FFFFFF"/>
-                <w:sz w:val="18"/>
-              </w:rPr>
-              <w:t>KQ</w:t>
+                <w:bCs/>
+                <w:color w:val="FFFFFF" w:themeColor="background1"/>
+                <w:sz w:val="26"/>
+                <w:szCs w:val="26"/>
+              </w:rPr>
+              <w:t>Trạng thái</w:t>
             </w:r>
           </w:p>
         </w:tc>
       </w:tr>
       <w:tr>
-        <w:trPr>
-          <w:jc w:val="center"/>
-        </w:trPr>
         <w:tc>
           <w:tcPr>
-            <w:tcW w:w="1662" w:type="dxa"/>
-            <w:vAlign w:val="center"/>
+            <w:tcW w:w="722" w:type="dxa"/>
+            <w:hideMark/>
           </w:tcPr>
           <w:p>
             <w:pPr>
-              <w:jc w:val="center"/>
+              <w:jc w:val="both"/>
+              <w:rPr>
+                <w:rFonts w:cs="Times New Roman"/>
+                <w:color w:val="000000"/>
+                <w:sz w:val="26"/>
+                <w:szCs w:val="26"/>
+              </w:rPr>
             </w:pPr>
             <w:r>
               <w:rPr>
-                <w:b/>
-                <w:color w:val="000000"/>
-                <w:sz w:val="16"/>
-              </w:rPr>
-              <w:t>TC_TIT_01</w:t>
+                <w:rFonts w:cs="Times New Roman"/>
+                <w:color w:val="000000"/>
+                <w:sz w:val="26"/>
+                <w:szCs w:val="26"/>
+              </w:rPr>
+              <w:t>TC_01</w:t>
             </w:r>
           </w:p>
         </w:tc>
         <w:tc>
           <w:tcPr>
-            <w:tcW w:w="1662" w:type="dxa"/>
-            <w:vAlign w:val="center"/>
+            <w:tcW w:w="1996" w:type="dxa"/>
+            <w:hideMark/>
           </w:tcPr>
           <w:p>
+            <w:pPr>
+              <w:jc w:val="both"/>
+              <w:rPr>
+                <w:rFonts w:cs="Times New Roman"/>
+                <w:color w:val="000000"/>
+                <w:sz w:val="26"/>
+                <w:szCs w:val="26"/>
+              </w:rPr>
+            </w:pPr>
             <w:r>
               <w:rPr>
-                <w:color w:val="000000"/>
-                <w:sz w:val="16"/>
-              </w:rPr>
-              <w:t>Kiểm tra title trang</w:t>
+                <w:rFonts w:cs="Times New Roman"/>
+                <w:color w:val="000000"/>
+                <w:sz w:val="26"/>
+                <w:szCs w:val="26"/>
+              </w:rPr>
+              <w:t>testTitle - Kiểm tra title trang</w:t>
             </w:r>
           </w:p>
         </w:tc>
         <w:tc>
           <w:tcPr>
-            <w:tcW w:w="1662" w:type="dxa"/>
-            <w:vAlign w:val="center"/>
+            <w:tcW w:w="1350" w:type="dxa"/>
+            <w:hideMark/>
           </w:tcPr>
           <w:p>
+            <w:pPr>
+              <w:jc w:val="both"/>
+              <w:rPr>
+                <w:rFonts w:cs="Times New Roman"/>
+                <w:color w:val="000000"/>
+                <w:sz w:val="26"/>
+                <w:szCs w:val="26"/>
+              </w:rPr>
+            </w:pPr>
             <w:r>
               <w:rPr>
-                <w:color w:val="000000"/>
-                <w:sz w:val="16"/>
-              </w:rPr>
-              <w:t>-</w:t>
+                <w:rFonts w:cs="Times New Roman"/>
+                <w:color w:val="000000"/>
+                <w:sz w:val="26"/>
+                <w:szCs w:val="26"/>
+              </w:rPr>
+              <w:t>Web server hoạt động</w:t>
             </w:r>
           </w:p>
         </w:tc>
         <w:tc>
           <w:tcPr>
-            <w:tcW w:w="1662" w:type="dxa"/>
-            <w:vAlign w:val="center"/>
+            <w:tcW w:w="1710" w:type="dxa"/>
+            <w:hideMark/>
           </w:tcPr>
           <w:p>
+            <w:pPr>
+              <w:jc w:val="both"/>
+              <w:rPr>
+                <w:rFonts w:cs="Times New Roman"/>
+                <w:color w:val="000000"/>
+                <w:sz w:val="26"/>
+                <w:szCs w:val="26"/>
+              </w:rPr>
+            </w:pPr>
             <w:r>
               <w:rPr>
-                <w:color w:val="000000"/>
-                <w:sz w:val="16"/>
-              </w:rPr>
-              <w:t>Title là Swag Labs</w:t>
+                <w:rFonts w:cs="Times New Roman"/>
+                <w:color w:val="000000"/>
+                <w:sz w:val="26"/>
+                <w:szCs w:val="26"/>
+              </w:rPr>
+              <w:t>Mở trang saucedemo.com</w:t>
             </w:r>
           </w:p>
         </w:tc>
         <w:tc>
           <w:tcPr>
-            <w:tcW w:w="1662" w:type="dxa"/>
-            <w:vAlign w:val="center"/>
+            <w:tcW w:w="1710" w:type="dxa"/>
+            <w:hideMark/>
           </w:tcPr>
           <w:p>
+            <w:pPr>
+              <w:jc w:val="both"/>
+              <w:rPr>
+                <w:rFonts w:cs="Times New Roman"/>
+                <w:color w:val="000000"/>
+                <w:sz w:val="26"/>
+                <w:szCs w:val="26"/>
+              </w:rPr>
+            </w:pPr>
             <w:r>
               <w:rPr>
-                <w:color w:val="000000"/>
-                <w:sz w:val="16"/>
-              </w:rPr>
-              <w:t>Đạt khi chạy</w:t>
+                <w:rFonts w:cs="Times New Roman"/>
+                <w:color w:val="000000"/>
+                <w:sz w:val="26"/>
+                <w:szCs w:val="26"/>
+              </w:rPr>
+              <w:t>Title hiển thị là "Swag Labs"</w:t>
             </w:r>
           </w:p>
         </w:tc>
         <w:tc>
           <w:tcPr>
-            <w:tcW w:w="1662" w:type="dxa"/>
-            <w:vAlign w:val="center"/>
+            <w:tcW w:w="1440" w:type="dxa"/>
+            <w:hideMark/>
           </w:tcPr>
           <w:p>
             <w:pPr>
-              <w:jc w:val="center"/>
+              <w:jc w:val="both"/>
+              <w:rPr>
+                <w:rFonts w:cs="Times New Roman"/>
+                <w:color w:val="000000"/>
+                <w:sz w:val="26"/>
+                <w:szCs w:val="26"/>
+              </w:rPr>
             </w:pPr>
             <w:r>
               <w:rPr>
-                <w:b/>
-                <w:color w:val="000000"/>
-                <w:sz w:val="16"/>
+                <w:rFonts w:cs="Times New Roman"/>
+                <w:color w:val="000000"/>
+                <w:sz w:val="26"/>
+                <w:szCs w:val="26"/>
+              </w:rPr>
+              <w:t>Title đúng là "Swag Labs"</w:t>
+            </w:r>
+          </w:p>
+        </w:tc>
+        <w:tc>
+          <w:tcPr>
+            <w:tcW w:w="701" w:type="dxa"/>
+            <w:hideMark/>
+          </w:tcPr>
+          <w:p>
+            <w:pPr>
+              <w:jc w:val="both"/>
+              <w:rPr>
+                <w:rFonts w:cs="Times New Roman"/>
+                <w:color w:val="000000"/>
+                <w:sz w:val="26"/>
+                <w:szCs w:val="26"/>
+              </w:rPr>
+            </w:pPr>
+            <w:r>
+              <w:rPr>
+                <w:rFonts w:cs="Times New Roman"/>
+                <w:color w:val="000000"/>
+                <w:sz w:val="26"/>
+                <w:szCs w:val="26"/>
               </w:rPr>
               <w:t>Pass</w:t>
             </w:r>
@@ -1061,102 +1000,183 @@
         </w:tc>
       </w:tr>
       <w:tr>
-        <w:trPr>
-          <w:jc w:val="center"/>
-        </w:trPr>
         <w:tc>
           <w:tcPr>
-            <w:tcW w:w="1662" w:type="dxa"/>
-            <w:vAlign w:val="center"/>
+            <w:tcW w:w="722" w:type="dxa"/>
+            <w:hideMark/>
           </w:tcPr>
           <w:p>
             <w:pPr>
-              <w:jc w:val="center"/>
+              <w:jc w:val="both"/>
+              <w:rPr>
+                <w:rFonts w:cs="Times New Roman"/>
+                <w:color w:val="000000"/>
+                <w:sz w:val="26"/>
+                <w:szCs w:val="26"/>
+              </w:rPr>
             </w:pPr>
             <w:r>
               <w:rPr>
-                <w:b/>
-                <w:color w:val="000000"/>
-                <w:sz w:val="16"/>
-              </w:rPr>
-              <w:t>TC_URL_02</w:t>
+                <w:rFonts w:cs="Times New Roman"/>
+                <w:color w:val="000000"/>
+                <w:sz w:val="26"/>
+                <w:szCs w:val="26"/>
+              </w:rPr>
+              <w:t>TC_02</w:t>
             </w:r>
           </w:p>
         </w:tc>
         <w:tc>
           <w:tcPr>
-            <w:tcW w:w="1662" w:type="dxa"/>
-            <w:vAlign w:val="center"/>
+            <w:tcW w:w="1996" w:type="dxa"/>
+            <w:hideMark/>
           </w:tcPr>
           <w:p>
+            <w:pPr>
+              <w:jc w:val="both"/>
+              <w:rPr>
+                <w:rFonts w:cs="Times New Roman"/>
+                <w:color w:val="000000"/>
+                <w:sz w:val="26"/>
+                <w:szCs w:val="26"/>
+              </w:rPr>
+            </w:pPr>
             <w:r>
               <w:rPr>
-                <w:color w:val="000000"/>
-                <w:sz w:val="16"/>
-              </w:rPr>
-              <w:t>Kiểm tra URL trang</w:t>
+                <w:rFonts w:cs="Times New Roman"/>
+                <w:color w:val="000000"/>
+                <w:sz w:val="26"/>
+                <w:szCs w:val="26"/>
+              </w:rPr>
+              <w:t>testURL - Kiểm tra URL trang</w:t>
             </w:r>
           </w:p>
         </w:tc>
         <w:tc>
           <w:tcPr>
-            <w:tcW w:w="1662" w:type="dxa"/>
-            <w:vAlign w:val="center"/>
+            <w:tcW w:w="1350" w:type="dxa"/>
+            <w:hideMark/>
           </w:tcPr>
           <w:p>
+            <w:pPr>
+              <w:jc w:val="both"/>
+              <w:rPr>
+                <w:rFonts w:cs="Times New Roman"/>
+                <w:color w:val="000000"/>
+                <w:sz w:val="26"/>
+                <w:szCs w:val="26"/>
+              </w:rPr>
+            </w:pPr>
             <w:r>
               <w:rPr>
-                <w:color w:val="000000"/>
-                <w:sz w:val="16"/>
-              </w:rPr>
-              <w:t>-</w:t>
+                <w:rFonts w:cs="Times New Roman"/>
+                <w:color w:val="000000"/>
+                <w:sz w:val="26"/>
+                <w:szCs w:val="26"/>
+              </w:rPr>
+              <w:t>Web server hoạt động</w:t>
             </w:r>
           </w:p>
         </w:tc>
         <w:tc>
           <w:tcPr>
-            <w:tcW w:w="1662" w:type="dxa"/>
-            <w:vAlign w:val="center"/>
+            <w:tcW w:w="1710" w:type="dxa"/>
+            <w:hideMark/>
           </w:tcPr>
           <w:p>
+            <w:pPr>
+              <w:jc w:val="both"/>
+              <w:rPr>
+                <w:rFonts w:cs="Times New Roman"/>
+                <w:color w:val="000000"/>
+                <w:sz w:val="26"/>
+                <w:szCs w:val="26"/>
+              </w:rPr>
+            </w:pPr>
             <w:r>
               <w:rPr>
-                <w:color w:val="000000"/>
-                <w:sz w:val="16"/>
-              </w:rPr>
-              <w:t>URL chứa saucedemo</w:t>
+                <w:rFonts w:cs="Times New Roman"/>
+                <w:color w:val="000000"/>
+                <w:sz w:val="26"/>
+                <w:szCs w:val="26"/>
+              </w:rPr>
+              <w:t>Mở trang saucedemo.com</w:t>
             </w:r>
           </w:p>
         </w:tc>
         <w:tc>
           <w:tcPr>
-            <w:tcW w:w="1662" w:type="dxa"/>
-            <w:vAlign w:val="center"/>
+            <w:tcW w:w="1710" w:type="dxa"/>
+            <w:hideMark/>
           </w:tcPr>
           <w:p>
+            <w:pPr>
+              <w:jc w:val="both"/>
+              <w:rPr>
+                <w:rFonts w:cs="Times New Roman"/>
+                <w:color w:val="000000"/>
+                <w:sz w:val="26"/>
+                <w:szCs w:val="26"/>
+              </w:rPr>
+            </w:pPr>
             <w:r>
               <w:rPr>
-                <w:color w:val="000000"/>
-                <w:sz w:val="16"/>
-              </w:rPr>
-              <w:t>Đạt khi chạy</w:t>
+                <w:rFonts w:cs="Times New Roman"/>
+                <w:color w:val="000000"/>
+                <w:sz w:val="26"/>
+                <w:szCs w:val="26"/>
+              </w:rPr>
+              <w:t>URL chứa chuỗi "saucedemo"</w:t>
             </w:r>
           </w:p>
         </w:tc>
         <w:tc>
           <w:tcPr>
-            <w:tcW w:w="1662" w:type="dxa"/>
-            <w:vAlign w:val="center"/>
+            <w:tcW w:w="1440" w:type="dxa"/>
+            <w:hideMark/>
           </w:tcPr>
           <w:p>
             <w:pPr>
-              <w:jc w:val="center"/>
+              <w:jc w:val="both"/>
+              <w:rPr>
+                <w:rFonts w:cs="Times New Roman"/>
+                <w:color w:val="000000"/>
+                <w:sz w:val="26"/>
+                <w:szCs w:val="26"/>
+              </w:rPr>
             </w:pPr>
             <w:r>
               <w:rPr>
-                <w:b/>
-                <w:color w:val="000000"/>
-                <w:sz w:val="16"/>
+                <w:rFonts w:cs="Times New Roman"/>
+                <w:color w:val="000000"/>
+                <w:sz w:val="26"/>
+                <w:szCs w:val="26"/>
+              </w:rPr>
+              <w:t>URL chứa "saucedemo"</w:t>
+            </w:r>
+          </w:p>
+        </w:tc>
+        <w:tc>
+          <w:tcPr>
+            <w:tcW w:w="701" w:type="dxa"/>
+            <w:hideMark/>
+          </w:tcPr>
+          <w:p>
+            <w:pPr>
+              <w:jc w:val="both"/>
+              <w:rPr>
+                <w:rFonts w:cs="Times New Roman"/>
+                <w:color w:val="000000"/>
+                <w:sz w:val="26"/>
+                <w:szCs w:val="26"/>
+              </w:rPr>
+            </w:pPr>
+            <w:r>
+              <w:rPr>
+                <w:rFonts w:cs="Times New Roman"/>
+                <w:color w:val="000000"/>
+                <w:sz w:val="26"/>
+                <w:szCs w:val="26"/>
               </w:rPr>
               <w:t>Pass</w:t>
             </w:r>
@@ -1164,102 +1184,183 @@
         </w:tc>
       </w:tr>
       <w:tr>
-        <w:trPr>
-          <w:jc w:val="center"/>
-        </w:trPr>
         <w:tc>
           <w:tcPr>
-            <w:tcW w:w="1662" w:type="dxa"/>
-            <w:vAlign w:val="center"/>
+            <w:tcW w:w="722" w:type="dxa"/>
+            <w:hideMark/>
           </w:tcPr>
           <w:p>
             <w:pPr>
-              <w:jc w:val="center"/>
+              <w:jc w:val="both"/>
+              <w:rPr>
+                <w:rFonts w:cs="Times New Roman"/>
+                <w:color w:val="000000"/>
+                <w:sz w:val="26"/>
+                <w:szCs w:val="26"/>
+              </w:rPr>
             </w:pPr>
             <w:r>
               <w:rPr>
-                <w:b/>
-                <w:color w:val="000000"/>
-                <w:sz w:val="16"/>
-              </w:rPr>
-              <w:t>TC_UI_03</w:t>
+                <w:rFonts w:cs="Times New Roman"/>
+                <w:color w:val="000000"/>
+                <w:sz w:val="26"/>
+                <w:szCs w:val="26"/>
+              </w:rPr>
+              <w:t>TC_03</w:t>
             </w:r>
           </w:p>
         </w:tc>
         <w:tc>
           <w:tcPr>
-            <w:tcW w:w="1662" w:type="dxa"/>
-            <w:vAlign w:val="center"/>
+            <w:tcW w:w="1996" w:type="dxa"/>
+            <w:hideMark/>
           </w:tcPr>
           <w:p>
+            <w:pPr>
+              <w:jc w:val="both"/>
+              <w:rPr>
+                <w:rFonts w:cs="Times New Roman"/>
+                <w:color w:val="000000"/>
+                <w:sz w:val="26"/>
+                <w:szCs w:val="26"/>
+              </w:rPr>
+            </w:pPr>
             <w:r>
               <w:rPr>
-                <w:color w:val="000000"/>
-                <w:sz w:val="16"/>
-              </w:rPr>
-              <w:t>Kiểm tra form login hiển thị</w:t>
+                <w:rFonts w:cs="Times New Roman"/>
+                <w:color w:val="000000"/>
+                <w:sz w:val="26"/>
+                <w:szCs w:val="26"/>
+              </w:rPr>
+              <w:t>testPageSourceContainsText - Kiểm tra mã nguồn trang</w:t>
             </w:r>
           </w:p>
         </w:tc>
         <w:tc>
           <w:tcPr>
-            <w:tcW w:w="1662" w:type="dxa"/>
-            <w:vAlign w:val="center"/>
+            <w:tcW w:w="1350" w:type="dxa"/>
+            <w:hideMark/>
           </w:tcPr>
           <w:p>
+            <w:pPr>
+              <w:jc w:val="both"/>
+              <w:rPr>
+                <w:rFonts w:cs="Times New Roman"/>
+                <w:color w:val="000000"/>
+                <w:sz w:val="26"/>
+                <w:szCs w:val="26"/>
+              </w:rPr>
+            </w:pPr>
             <w:r>
               <w:rPr>
-                <w:color w:val="000000"/>
-                <w:sz w:val="16"/>
-              </w:rPr>
-              <w:t>-</w:t>
+                <w:rFonts w:cs="Times New Roman"/>
+                <w:color w:val="000000"/>
+                <w:sz w:val="26"/>
+                <w:szCs w:val="26"/>
+              </w:rPr>
+              <w:t>Đang ở trang chủ</w:t>
             </w:r>
           </w:p>
         </w:tc>
         <w:tc>
           <w:tcPr>
-            <w:tcW w:w="1662" w:type="dxa"/>
-            <w:vAlign w:val="center"/>
+            <w:tcW w:w="1710" w:type="dxa"/>
+            <w:hideMark/>
           </w:tcPr>
           <w:p>
+            <w:pPr>
+              <w:jc w:val="both"/>
+              <w:rPr>
+                <w:rFonts w:cs="Times New Roman"/>
+                <w:color w:val="000000"/>
+                <w:sz w:val="26"/>
+                <w:szCs w:val="26"/>
+              </w:rPr>
+            </w:pPr>
             <w:r>
               <w:rPr>
-                <w:color w:val="000000"/>
-                <w:sz w:val="16"/>
-              </w:rPr>
-              <w:t>Username, password, nút login hiển thị</w:t>
+                <w:rFonts w:cs="Times New Roman"/>
+                <w:color w:val="000000"/>
+                <w:sz w:val="26"/>
+                <w:szCs w:val="26"/>
+              </w:rPr>
+              <w:t>Lấy page source và tìm từ khóa</w:t>
             </w:r>
           </w:p>
         </w:tc>
         <w:tc>
           <w:tcPr>
-            <w:tcW w:w="1662" w:type="dxa"/>
-            <w:vAlign w:val="center"/>
+            <w:tcW w:w="1710" w:type="dxa"/>
+            <w:hideMark/>
           </w:tcPr>
           <w:p>
+            <w:pPr>
+              <w:jc w:val="both"/>
+              <w:rPr>
+                <w:rFonts w:cs="Times New Roman"/>
+                <w:color w:val="000000"/>
+                <w:sz w:val="26"/>
+                <w:szCs w:val="26"/>
+              </w:rPr>
+            </w:pPr>
             <w:r>
               <w:rPr>
-                <w:color w:val="000000"/>
-                <w:sz w:val="16"/>
-              </w:rPr>
-              <w:t>Đạt khi chạy</w:t>
+                <w:rFonts w:cs="Times New Roman"/>
+                <w:color w:val="000000"/>
+                <w:sz w:val="26"/>
+                <w:szCs w:val="26"/>
+              </w:rPr>
+              <w:t>Mã nguồn chứa từ khóa cấu hình (vd: "Swag Labs")</w:t>
             </w:r>
           </w:p>
         </w:tc>
         <w:tc>
           <w:tcPr>
-            <w:tcW w:w="1662" w:type="dxa"/>
-            <w:vAlign w:val="center"/>
+            <w:tcW w:w="1440" w:type="dxa"/>
+            <w:hideMark/>
           </w:tcPr>
           <w:p>
             <w:pPr>
-              <w:jc w:val="center"/>
+              <w:jc w:val="both"/>
+              <w:rPr>
+                <w:rFonts w:cs="Times New Roman"/>
+                <w:color w:val="000000"/>
+                <w:sz w:val="26"/>
+                <w:szCs w:val="26"/>
+              </w:rPr>
             </w:pPr>
             <w:r>
               <w:rPr>
-                <w:b/>
-                <w:color w:val="000000"/>
-                <w:sz w:val="16"/>
+                <w:rFonts w:cs="Times New Roman"/>
+                <w:color w:val="000000"/>
+                <w:sz w:val="26"/>
+                <w:szCs w:val="26"/>
+              </w:rPr>
+              <w:t>Mã nguồn có chứa từ khóa</w:t>
+            </w:r>
+          </w:p>
+        </w:tc>
+        <w:tc>
+          <w:tcPr>
+            <w:tcW w:w="701" w:type="dxa"/>
+            <w:hideMark/>
+          </w:tcPr>
+          <w:p>
+            <w:pPr>
+              <w:jc w:val="both"/>
+              <w:rPr>
+                <w:rFonts w:cs="Times New Roman"/>
+                <w:color w:val="000000"/>
+                <w:sz w:val="26"/>
+                <w:szCs w:val="26"/>
+              </w:rPr>
+            </w:pPr>
+            <w:r>
+              <w:rPr>
+                <w:rFonts w:cs="Times New Roman"/>
+                <w:color w:val="000000"/>
+                <w:sz w:val="26"/>
+                <w:szCs w:val="26"/>
               </w:rPr>
               <w:t>Pass</w:t>
             </w:r>
@@ -1267,102 +1368,183 @@
         </w:tc>
       </w:tr>
       <w:tr>
-        <w:trPr>
-          <w:jc w:val="center"/>
-        </w:trPr>
         <w:tc>
           <w:tcPr>
-            <w:tcW w:w="1662" w:type="dxa"/>
-            <w:vAlign w:val="center"/>
+            <w:tcW w:w="722" w:type="dxa"/>
+            <w:hideMark/>
           </w:tcPr>
           <w:p>
             <w:pPr>
-              <w:jc w:val="center"/>
+              <w:jc w:val="both"/>
+              <w:rPr>
+                <w:rFonts w:cs="Times New Roman"/>
+                <w:color w:val="000000"/>
+                <w:sz w:val="26"/>
+                <w:szCs w:val="26"/>
+              </w:rPr>
             </w:pPr>
             <w:r>
               <w:rPr>
-                <w:b/>
-                <w:color w:val="000000"/>
-                <w:sz w:val="16"/>
-              </w:rPr>
-              <w:t>TC_UI_04</w:t>
+                <w:rFonts w:cs="Times New Roman"/>
+                <w:color w:val="000000"/>
+                <w:sz w:val="26"/>
+                <w:szCs w:val="26"/>
+              </w:rPr>
+              <w:t>TC_04</w:t>
             </w:r>
           </w:p>
         </w:tc>
         <w:tc>
           <w:tcPr>
-            <w:tcW w:w="1662" w:type="dxa"/>
-            <w:vAlign w:val="center"/>
+            <w:tcW w:w="1996" w:type="dxa"/>
+            <w:hideMark/>
           </w:tcPr>
           <w:p>
+            <w:pPr>
+              <w:jc w:val="both"/>
+              <w:rPr>
+                <w:rFonts w:cs="Times New Roman"/>
+                <w:color w:val="000000"/>
+                <w:sz w:val="26"/>
+                <w:szCs w:val="26"/>
+              </w:rPr>
+            </w:pPr>
             <w:r>
               <w:rPr>
-                <w:color w:val="000000"/>
-                <w:sz w:val="16"/>
-              </w:rPr>
-              <w:t>Kiểm tra logo và khung login</w:t>
+                <w:rFonts w:cs="Times New Roman"/>
+                <w:color w:val="000000"/>
+                <w:sz w:val="26"/>
+                <w:szCs w:val="26"/>
+              </w:rPr>
+              <w:t>testLoginLogoDisplayed - Kiểm tra logo hiển thị</w:t>
             </w:r>
           </w:p>
         </w:tc>
         <w:tc>
           <w:tcPr>
-            <w:tcW w:w="1662" w:type="dxa"/>
-            <w:vAlign w:val="center"/>
+            <w:tcW w:w="1350" w:type="dxa"/>
+            <w:hideMark/>
           </w:tcPr>
           <w:p>
+            <w:pPr>
+              <w:jc w:val="both"/>
+              <w:rPr>
+                <w:rFonts w:cs="Times New Roman"/>
+                <w:color w:val="000000"/>
+                <w:sz w:val="26"/>
+                <w:szCs w:val="26"/>
+              </w:rPr>
+            </w:pPr>
             <w:r>
               <w:rPr>
-                <w:color w:val="000000"/>
-                <w:sz w:val="16"/>
-              </w:rPr>
-              <w:t>-</w:t>
+                <w:rFonts w:cs="Times New Roman"/>
+                <w:color w:val="000000"/>
+                <w:sz w:val="26"/>
+                <w:szCs w:val="26"/>
+              </w:rPr>
+              <w:t>Đang ở trang chủ</w:t>
             </w:r>
           </w:p>
         </w:tc>
         <w:tc>
           <w:tcPr>
-            <w:tcW w:w="1662" w:type="dxa"/>
-            <w:vAlign w:val="center"/>
+            <w:tcW w:w="1710" w:type="dxa"/>
+            <w:hideMark/>
           </w:tcPr>
           <w:p>
+            <w:pPr>
+              <w:jc w:val="both"/>
+              <w:rPr>
+                <w:rFonts w:cs="Times New Roman"/>
+                <w:color w:val="000000"/>
+                <w:sz w:val="26"/>
+                <w:szCs w:val="26"/>
+              </w:rPr>
+            </w:pPr>
             <w:r>
               <w:rPr>
-                <w:color w:val="000000"/>
-                <w:sz w:val="16"/>
-              </w:rPr>
-              <w:t>Logo và login box hiển thị</w:t>
+                <w:rFonts w:cs="Times New Roman"/>
+                <w:color w:val="000000"/>
+                <w:sz w:val="26"/>
+                <w:szCs w:val="26"/>
+              </w:rPr>
+              <w:t>Quan sát giao diện trang chủ</w:t>
             </w:r>
           </w:p>
         </w:tc>
         <w:tc>
           <w:tcPr>
-            <w:tcW w:w="1662" w:type="dxa"/>
-            <w:vAlign w:val="center"/>
+            <w:tcW w:w="1710" w:type="dxa"/>
+            <w:hideMark/>
           </w:tcPr>
           <w:p>
+            <w:pPr>
+              <w:jc w:val="both"/>
+              <w:rPr>
+                <w:rFonts w:cs="Times New Roman"/>
+                <w:color w:val="000000"/>
+                <w:sz w:val="26"/>
+                <w:szCs w:val="26"/>
+              </w:rPr>
+            </w:pPr>
             <w:r>
               <w:rPr>
-                <w:color w:val="000000"/>
-                <w:sz w:val="16"/>
-              </w:rPr>
-              <w:t>Đạt khi chạy</w:t>
+                <w:rFonts w:cs="Times New Roman"/>
+                <w:color w:val="000000"/>
+                <w:sz w:val="26"/>
+                <w:szCs w:val="26"/>
+              </w:rPr>
+              <w:t>Phần tử logo đăng nhập hiển thị</w:t>
             </w:r>
           </w:p>
         </w:tc>
         <w:tc>
           <w:tcPr>
-            <w:tcW w:w="1662" w:type="dxa"/>
-            <w:vAlign w:val="center"/>
+            <w:tcW w:w="1440" w:type="dxa"/>
+            <w:hideMark/>
           </w:tcPr>
           <w:p>
             <w:pPr>
-              <w:jc w:val="center"/>
+              <w:jc w:val="both"/>
+              <w:rPr>
+                <w:rFonts w:cs="Times New Roman"/>
+                <w:color w:val="000000"/>
+                <w:sz w:val="26"/>
+                <w:szCs w:val="26"/>
+              </w:rPr>
             </w:pPr>
             <w:r>
               <w:rPr>
-                <w:b/>
-                <w:color w:val="000000"/>
-                <w:sz w:val="16"/>
+                <w:rFonts w:cs="Times New Roman"/>
+                <w:color w:val="000000"/>
+                <w:sz w:val="26"/>
+                <w:szCs w:val="26"/>
+              </w:rPr>
+              <w:t>Logo hiển thị thành công</w:t>
+            </w:r>
+          </w:p>
+        </w:tc>
+        <w:tc>
+          <w:tcPr>
+            <w:tcW w:w="701" w:type="dxa"/>
+            <w:hideMark/>
+          </w:tcPr>
+          <w:p>
+            <w:pPr>
+              <w:jc w:val="both"/>
+              <w:rPr>
+                <w:rFonts w:cs="Times New Roman"/>
+                <w:color w:val="000000"/>
+                <w:sz w:val="26"/>
+                <w:szCs w:val="26"/>
+              </w:rPr>
+            </w:pPr>
+            <w:r>
+              <w:rPr>
+                <w:rFonts w:cs="Times New Roman"/>
+                <w:color w:val="000000"/>
+                <w:sz w:val="26"/>
+                <w:szCs w:val="26"/>
               </w:rPr>
               <w:t>Pass</w:t>
             </w:r>
@@ -1370,102 +1552,183 @@
         </w:tc>
       </w:tr>
       <w:tr>
-        <w:trPr>
-          <w:jc w:val="center"/>
-        </w:trPr>
         <w:tc>
           <w:tcPr>
-            <w:tcW w:w="1662" w:type="dxa"/>
-            <w:vAlign w:val="center"/>
+            <w:tcW w:w="722" w:type="dxa"/>
+            <w:hideMark/>
           </w:tcPr>
           <w:p>
             <w:pPr>
-              <w:jc w:val="center"/>
+              <w:jc w:val="both"/>
+              <w:rPr>
+                <w:rFonts w:cs="Times New Roman"/>
+                <w:color w:val="000000"/>
+                <w:sz w:val="26"/>
+                <w:szCs w:val="26"/>
+              </w:rPr>
             </w:pPr>
             <w:r>
               <w:rPr>
-                <w:b/>
-                <w:color w:val="000000"/>
-                <w:sz w:val="16"/>
-              </w:rPr>
-              <w:t>TC_LOG_05</w:t>
+                <w:rFonts w:cs="Times New Roman"/>
+                <w:color w:val="000000"/>
+                <w:sz w:val="26"/>
+                <w:szCs w:val="26"/>
+              </w:rPr>
+              <w:t>TC_05</w:t>
             </w:r>
           </w:p>
         </w:tc>
         <w:tc>
           <w:tcPr>
-            <w:tcW w:w="1662" w:type="dxa"/>
-            <w:vAlign w:val="center"/>
+            <w:tcW w:w="1996" w:type="dxa"/>
+            <w:hideMark/>
           </w:tcPr>
           <w:p>
+            <w:pPr>
+              <w:jc w:val="both"/>
+              <w:rPr>
+                <w:rFonts w:cs="Times New Roman"/>
+                <w:color w:val="000000"/>
+                <w:sz w:val="26"/>
+                <w:szCs w:val="26"/>
+              </w:rPr>
+            </w:pPr>
             <w:r>
               <w:rPr>
-                <w:color w:val="000000"/>
-                <w:sz w:val="16"/>
-              </w:rPr>
-              <w:t>Đăng nhập đúng</w:t>
+                <w:rFonts w:cs="Times New Roman"/>
+                <w:color w:val="000000"/>
+                <w:sz w:val="26"/>
+                <w:szCs w:val="26"/>
+              </w:rPr>
+              <w:t>testLoginBoxDisplayed - Kiểm tra khung login hiển thị</w:t>
             </w:r>
           </w:p>
         </w:tc>
         <w:tc>
           <w:tcPr>
-            <w:tcW w:w="1662" w:type="dxa"/>
-            <w:vAlign w:val="center"/>
+            <w:tcW w:w="1350" w:type="dxa"/>
+            <w:hideMark/>
           </w:tcPr>
           <w:p>
+            <w:pPr>
+              <w:jc w:val="both"/>
+              <w:rPr>
+                <w:rFonts w:cs="Times New Roman"/>
+                <w:color w:val="000000"/>
+                <w:sz w:val="26"/>
+                <w:szCs w:val="26"/>
+              </w:rPr>
+            </w:pPr>
             <w:r>
               <w:rPr>
-                <w:color w:val="000000"/>
-                <w:sz w:val="16"/>
-              </w:rPr>
-              <w:t>standard_user / secret_sauce</w:t>
+                <w:rFonts w:cs="Times New Roman"/>
+                <w:color w:val="000000"/>
+                <w:sz w:val="26"/>
+                <w:szCs w:val="26"/>
+              </w:rPr>
+              <w:t>Đang ở trang chủ</w:t>
             </w:r>
           </w:p>
         </w:tc>
         <w:tc>
           <w:tcPr>
-            <w:tcW w:w="1662" w:type="dxa"/>
-            <w:vAlign w:val="center"/>
+            <w:tcW w:w="1710" w:type="dxa"/>
+            <w:hideMark/>
           </w:tcPr>
           <w:p>
+            <w:pPr>
+              <w:jc w:val="both"/>
+              <w:rPr>
+                <w:rFonts w:cs="Times New Roman"/>
+                <w:color w:val="000000"/>
+                <w:sz w:val="26"/>
+                <w:szCs w:val="26"/>
+              </w:rPr>
+            </w:pPr>
             <w:r>
               <w:rPr>
-                <w:color w:val="000000"/>
-                <w:sz w:val="16"/>
-              </w:rPr>
-              <w:t>Chuyển tới inventory.html</w:t>
+                <w:rFonts w:cs="Times New Roman"/>
+                <w:color w:val="000000"/>
+                <w:sz w:val="26"/>
+                <w:szCs w:val="26"/>
+              </w:rPr>
+              <w:t>Quan sát giao diện trang chủ</w:t>
             </w:r>
           </w:p>
         </w:tc>
         <w:tc>
           <w:tcPr>
-            <w:tcW w:w="1662" w:type="dxa"/>
-            <w:vAlign w:val="center"/>
+            <w:tcW w:w="1710" w:type="dxa"/>
+            <w:hideMark/>
           </w:tcPr>
           <w:p>
+            <w:pPr>
+              <w:jc w:val="both"/>
+              <w:rPr>
+                <w:rFonts w:cs="Times New Roman"/>
+                <w:color w:val="000000"/>
+                <w:sz w:val="26"/>
+                <w:szCs w:val="26"/>
+              </w:rPr>
+            </w:pPr>
             <w:r>
               <w:rPr>
-                <w:color w:val="000000"/>
-                <w:sz w:val="16"/>
-              </w:rPr>
-              <w:t>Đạt khi chạy</w:t>
+                <w:rFonts w:cs="Times New Roman"/>
+                <w:color w:val="000000"/>
+                <w:sz w:val="26"/>
+                <w:szCs w:val="26"/>
+              </w:rPr>
+              <w:t>Khung chứa form đăng nhập hiển thị</w:t>
             </w:r>
           </w:p>
         </w:tc>
         <w:tc>
           <w:tcPr>
-            <w:tcW w:w="1662" w:type="dxa"/>
-            <w:vAlign w:val="center"/>
+            <w:tcW w:w="1440" w:type="dxa"/>
+            <w:hideMark/>
           </w:tcPr>
           <w:p>
             <w:pPr>
-              <w:jc w:val="center"/>
+              <w:jc w:val="both"/>
+              <w:rPr>
+                <w:rFonts w:cs="Times New Roman"/>
+                <w:color w:val="000000"/>
+                <w:sz w:val="26"/>
+                <w:szCs w:val="26"/>
+              </w:rPr>
             </w:pPr>
             <w:r>
               <w:rPr>
-                <w:b/>
-                <w:color w:val="000000"/>
-                <w:sz w:val="16"/>
+                <w:rFonts w:cs="Times New Roman"/>
+                <w:color w:val="000000"/>
+                <w:sz w:val="26"/>
+                <w:szCs w:val="26"/>
+              </w:rPr>
+              <w:t>Khung đăng nhập hiển thị</w:t>
+            </w:r>
+          </w:p>
+        </w:tc>
+        <w:tc>
+          <w:tcPr>
+            <w:tcW w:w="701" w:type="dxa"/>
+            <w:hideMark/>
+          </w:tcPr>
+          <w:p>
+            <w:pPr>
+              <w:jc w:val="both"/>
+              <w:rPr>
+                <w:rFonts w:cs="Times New Roman"/>
+                <w:color w:val="000000"/>
+                <w:sz w:val="26"/>
+                <w:szCs w:val="26"/>
+              </w:rPr>
+            </w:pPr>
+            <w:r>
+              <w:rPr>
+                <w:rFonts w:cs="Times New Roman"/>
+                <w:color w:val="000000"/>
+                <w:sz w:val="26"/>
+                <w:szCs w:val="26"/>
               </w:rPr>
               <w:t>Pass</w:t>
             </w:r>
@@ -1473,102 +1736,205 @@
         </w:tc>
       </w:tr>
       <w:tr>
-        <w:trPr>
-          <w:jc w:val="center"/>
-        </w:trPr>
         <w:tc>
           <w:tcPr>
-            <w:tcW w:w="1662" w:type="dxa"/>
-            <w:vAlign w:val="center"/>
+            <w:tcW w:w="722" w:type="dxa"/>
+            <w:hideMark/>
           </w:tcPr>
           <w:p>
             <w:pPr>
-              <w:jc w:val="center"/>
+              <w:jc w:val="both"/>
+              <w:rPr>
+                <w:rFonts w:cs="Times New Roman"/>
+                <w:color w:val="000000"/>
+                <w:sz w:val="26"/>
+                <w:szCs w:val="26"/>
+              </w:rPr>
             </w:pPr>
             <w:r>
               <w:rPr>
-                <w:b/>
-                <w:color w:val="000000"/>
-                <w:sz w:val="16"/>
-              </w:rPr>
-              <w:t>TC_LOG_06</w:t>
+                <w:rFonts w:cs="Times New Roman"/>
+                <w:color w:val="000000"/>
+                <w:sz w:val="26"/>
+                <w:szCs w:val="26"/>
+              </w:rPr>
+              <w:t>TC_06</w:t>
             </w:r>
           </w:p>
         </w:tc>
         <w:tc>
           <w:tcPr>
-            <w:tcW w:w="1662" w:type="dxa"/>
-            <w:vAlign w:val="center"/>
+            <w:tcW w:w="1996" w:type="dxa"/>
+            <w:hideMark/>
           </w:tcPr>
           <w:p>
+            <w:pPr>
+              <w:jc w:val="both"/>
+              <w:rPr>
+                <w:rFonts w:cs="Times New Roman"/>
+                <w:color w:val="000000"/>
+                <w:sz w:val="26"/>
+                <w:szCs w:val="26"/>
+              </w:rPr>
+            </w:pPr>
             <w:r>
               <w:rPr>
-                <w:color w:val="000000"/>
-                <w:sz w:val="16"/>
-              </w:rPr>
-              <w:t>Sai mật khẩu</w:t>
+                <w:rFonts w:cs="Times New Roman"/>
+                <w:color w:val="000000"/>
+                <w:sz w:val="26"/>
+                <w:szCs w:val="26"/>
+              </w:rPr>
+              <w:t xml:space="preserve">testLoginFormDisplayed - Kiểm </w:t>
+            </w:r>
+            <w:r>
+              <w:rPr>
+                <w:rFonts w:cs="Times New Roman"/>
+                <w:color w:val="000000"/>
+                <w:sz w:val="26"/>
+                <w:szCs w:val="26"/>
+              </w:rPr>
+              <w:lastRenderedPageBreak/>
+              <w:t>tra form nhập liệu hiển thị</w:t>
             </w:r>
           </w:p>
         </w:tc>
         <w:tc>
           <w:tcPr>
-            <w:tcW w:w="1662" w:type="dxa"/>
-            <w:vAlign w:val="center"/>
+            <w:tcW w:w="1350" w:type="dxa"/>
+            <w:hideMark/>
           </w:tcPr>
           <w:p>
+            <w:pPr>
+              <w:jc w:val="both"/>
+              <w:rPr>
+                <w:rFonts w:cs="Times New Roman"/>
+                <w:color w:val="000000"/>
+                <w:sz w:val="26"/>
+                <w:szCs w:val="26"/>
+              </w:rPr>
+            </w:pPr>
             <w:r>
               <w:rPr>
-                <w:color w:val="000000"/>
-                <w:sz w:val="16"/>
-              </w:rPr>
-              <w:t>standard_user / wrong_password</w:t>
+                <w:rFonts w:cs="Times New Roman"/>
+                <w:color w:val="000000"/>
+                <w:sz w:val="26"/>
+                <w:szCs w:val="26"/>
+              </w:rPr>
+              <w:lastRenderedPageBreak/>
+              <w:t>Đang ở trang chủ</w:t>
             </w:r>
           </w:p>
         </w:tc>
         <w:tc>
           <w:tcPr>
-            <w:tcW w:w="1662" w:type="dxa"/>
-            <w:vAlign w:val="center"/>
+            <w:tcW w:w="1710" w:type="dxa"/>
+            <w:hideMark/>
           </w:tcPr>
           <w:p>
+            <w:pPr>
+              <w:jc w:val="both"/>
+              <w:rPr>
+                <w:rFonts w:cs="Times New Roman"/>
+                <w:color w:val="000000"/>
+                <w:sz w:val="26"/>
+                <w:szCs w:val="26"/>
+              </w:rPr>
+            </w:pPr>
             <w:r>
               <w:rPr>
-                <w:color w:val="000000"/>
-                <w:sz w:val="16"/>
-              </w:rPr>
-              <w:t>Hiển thị thông báo Username and password do not match</w:t>
+                <w:rFonts w:cs="Times New Roman"/>
+                <w:color w:val="000000"/>
+                <w:sz w:val="26"/>
+                <w:szCs w:val="26"/>
+              </w:rPr>
+              <w:t>Quan sát khu vực form</w:t>
             </w:r>
           </w:p>
         </w:tc>
         <w:tc>
           <w:tcPr>
-            <w:tcW w:w="1662" w:type="dxa"/>
-            <w:vAlign w:val="center"/>
+            <w:tcW w:w="1710" w:type="dxa"/>
+            <w:hideMark/>
           </w:tcPr>
           <w:p>
+            <w:pPr>
+              <w:jc w:val="both"/>
+              <w:rPr>
+                <w:rFonts w:cs="Times New Roman"/>
+                <w:color w:val="000000"/>
+                <w:sz w:val="26"/>
+                <w:szCs w:val="26"/>
+              </w:rPr>
+            </w:pPr>
             <w:r>
               <w:rPr>
-                <w:color w:val="000000"/>
-                <w:sz w:val="16"/>
-              </w:rPr>
-              <w:t>Đạt khi chạy</w:t>
+                <w:rFonts w:cs="Times New Roman"/>
+                <w:color w:val="000000"/>
+                <w:sz w:val="26"/>
+                <w:szCs w:val="26"/>
+              </w:rPr>
+              <w:t xml:space="preserve">Các trường nhập </w:t>
+            </w:r>
+            <w:r>
+              <w:rPr>
+                <w:rFonts w:cs="Times New Roman"/>
+                <w:color w:val="000000"/>
+                <w:sz w:val="26"/>
+                <w:szCs w:val="26"/>
+              </w:rPr>
+              <w:lastRenderedPageBreak/>
+              <w:t>username/password và nút submit hiển thị</w:t>
             </w:r>
           </w:p>
         </w:tc>
         <w:tc>
           <w:tcPr>
-            <w:tcW w:w="1662" w:type="dxa"/>
-            <w:vAlign w:val="center"/>
+            <w:tcW w:w="1440" w:type="dxa"/>
+            <w:hideMark/>
           </w:tcPr>
           <w:p>
             <w:pPr>
-              <w:jc w:val="center"/>
+              <w:jc w:val="both"/>
+              <w:rPr>
+                <w:rFonts w:cs="Times New Roman"/>
+                <w:color w:val="000000"/>
+                <w:sz w:val="26"/>
+                <w:szCs w:val="26"/>
+              </w:rPr>
             </w:pPr>
             <w:r>
               <w:rPr>
-                <w:b/>
-                <w:color w:val="000000"/>
-                <w:sz w:val="16"/>
+                <w:rFonts w:cs="Times New Roman"/>
+                <w:color w:val="000000"/>
+                <w:sz w:val="26"/>
+                <w:szCs w:val="26"/>
+              </w:rPr>
+              <w:lastRenderedPageBreak/>
+              <w:t>Form hiển thị đầy đủ</w:t>
+            </w:r>
+          </w:p>
+        </w:tc>
+        <w:tc>
+          <w:tcPr>
+            <w:tcW w:w="701" w:type="dxa"/>
+            <w:hideMark/>
+          </w:tcPr>
+          <w:p>
+            <w:pPr>
+              <w:jc w:val="both"/>
+              <w:rPr>
+                <w:rFonts w:cs="Times New Roman"/>
+                <w:color w:val="000000"/>
+                <w:sz w:val="26"/>
+                <w:szCs w:val="26"/>
+              </w:rPr>
+            </w:pPr>
+            <w:r>
+              <w:rPr>
+                <w:rFonts w:cs="Times New Roman"/>
+                <w:color w:val="000000"/>
+                <w:sz w:val="26"/>
+                <w:szCs w:val="26"/>
               </w:rPr>
               <w:t>Pass</w:t>
             </w:r>
@@ -1576,102 +1942,183 @@
         </w:tc>
       </w:tr>
       <w:tr>
-        <w:trPr>
-          <w:jc w:val="center"/>
-        </w:trPr>
         <w:tc>
           <w:tcPr>
-            <w:tcW w:w="1662" w:type="dxa"/>
-            <w:vAlign w:val="center"/>
+            <w:tcW w:w="722" w:type="dxa"/>
+            <w:hideMark/>
           </w:tcPr>
           <w:p>
             <w:pPr>
-              <w:jc w:val="center"/>
+              <w:jc w:val="both"/>
+              <w:rPr>
+                <w:rFonts w:cs="Times New Roman"/>
+                <w:color w:val="000000"/>
+                <w:sz w:val="26"/>
+                <w:szCs w:val="26"/>
+              </w:rPr>
             </w:pPr>
             <w:r>
               <w:rPr>
-                <w:b/>
-                <w:color w:val="000000"/>
-                <w:sz w:val="16"/>
-              </w:rPr>
-              <w:t>TC_LOG_07</w:t>
+                <w:rFonts w:cs="Times New Roman"/>
+                <w:color w:val="000000"/>
+                <w:sz w:val="26"/>
+                <w:szCs w:val="26"/>
+              </w:rPr>
+              <w:t>TC_07</w:t>
             </w:r>
           </w:p>
         </w:tc>
         <w:tc>
           <w:tcPr>
-            <w:tcW w:w="1662" w:type="dxa"/>
-            <w:vAlign w:val="center"/>
+            <w:tcW w:w="1996" w:type="dxa"/>
+            <w:hideMark/>
           </w:tcPr>
           <w:p>
+            <w:pPr>
+              <w:jc w:val="both"/>
+              <w:rPr>
+                <w:rFonts w:cs="Times New Roman"/>
+                <w:color w:val="000000"/>
+                <w:sz w:val="26"/>
+                <w:szCs w:val="26"/>
+              </w:rPr>
+            </w:pPr>
             <w:r>
               <w:rPr>
-                <w:color w:val="000000"/>
-                <w:sz w:val="16"/>
-              </w:rPr>
-              <w:t>Trống username</w:t>
+                <w:rFonts w:cs="Times New Roman"/>
+                <w:color w:val="000000"/>
+                <w:sz w:val="26"/>
+                <w:szCs w:val="26"/>
+              </w:rPr>
+              <w:t>testLoginSuccess - Đăng nhập đúng</w:t>
             </w:r>
           </w:p>
         </w:tc>
         <w:tc>
           <w:tcPr>
-            <w:tcW w:w="1662" w:type="dxa"/>
-            <w:vAlign w:val="center"/>
+            <w:tcW w:w="1350" w:type="dxa"/>
+            <w:hideMark/>
           </w:tcPr>
           <w:p>
+            <w:pPr>
+              <w:jc w:val="both"/>
+              <w:rPr>
+                <w:rFonts w:cs="Times New Roman"/>
+                <w:color w:val="000000"/>
+                <w:sz w:val="26"/>
+                <w:szCs w:val="26"/>
+              </w:rPr>
+            </w:pPr>
             <w:r>
               <w:rPr>
-                <w:color w:val="000000"/>
-                <w:sz w:val="16"/>
-              </w:rPr>
-              <w:t>'' / secret_sauce</w:t>
+                <w:rFonts w:cs="Times New Roman"/>
+                <w:color w:val="000000"/>
+                <w:sz w:val="26"/>
+                <w:szCs w:val="26"/>
+              </w:rPr>
+              <w:t>Đang ở trang chủ</w:t>
             </w:r>
           </w:p>
         </w:tc>
         <w:tc>
           <w:tcPr>
-            <w:tcW w:w="1662" w:type="dxa"/>
-            <w:vAlign w:val="center"/>
+            <w:tcW w:w="1710" w:type="dxa"/>
+            <w:hideMark/>
           </w:tcPr>
           <w:p>
+            <w:pPr>
+              <w:jc w:val="both"/>
+              <w:rPr>
+                <w:rFonts w:cs="Times New Roman"/>
+                <w:color w:val="000000"/>
+                <w:sz w:val="26"/>
+                <w:szCs w:val="26"/>
+              </w:rPr>
+            </w:pPr>
             <w:r>
               <w:rPr>
-                <w:color w:val="000000"/>
-                <w:sz w:val="16"/>
-              </w:rPr>
-              <w:t>Hiển thị Username is required</w:t>
+                <w:rFonts w:cs="Times New Roman"/>
+                <w:color w:val="000000"/>
+                <w:sz w:val="26"/>
+                <w:szCs w:val="26"/>
+              </w:rPr>
+              <w:t>Nhập standard_user, secret_sauce và Click Login</w:t>
             </w:r>
           </w:p>
         </w:tc>
         <w:tc>
           <w:tcPr>
-            <w:tcW w:w="1662" w:type="dxa"/>
-            <w:vAlign w:val="center"/>
+            <w:tcW w:w="1710" w:type="dxa"/>
+            <w:hideMark/>
           </w:tcPr>
           <w:p>
+            <w:pPr>
+              <w:jc w:val="both"/>
+              <w:rPr>
+                <w:rFonts w:cs="Times New Roman"/>
+                <w:color w:val="000000"/>
+                <w:sz w:val="26"/>
+                <w:szCs w:val="26"/>
+              </w:rPr>
+            </w:pPr>
             <w:r>
               <w:rPr>
-                <w:color w:val="000000"/>
-                <w:sz w:val="16"/>
-              </w:rPr>
-              <w:t>Đạt khi chạy</w:t>
+                <w:rFonts w:cs="Times New Roman"/>
+                <w:color w:val="000000"/>
+                <w:sz w:val="26"/>
+                <w:szCs w:val="26"/>
+              </w:rPr>
+              <w:t>Chuyển tới trang inventory.html</w:t>
             </w:r>
           </w:p>
         </w:tc>
         <w:tc>
           <w:tcPr>
-            <w:tcW w:w="1662" w:type="dxa"/>
-            <w:vAlign w:val="center"/>
+            <w:tcW w:w="1440" w:type="dxa"/>
+            <w:hideMark/>
           </w:tcPr>
           <w:p>
             <w:pPr>
-              <w:jc w:val="center"/>
+              <w:jc w:val="both"/>
+              <w:rPr>
+                <w:rFonts w:cs="Times New Roman"/>
+                <w:color w:val="000000"/>
+                <w:sz w:val="26"/>
+                <w:szCs w:val="26"/>
+              </w:rPr>
             </w:pPr>
             <w:r>
               <w:rPr>
-                <w:b/>
-                <w:color w:val="000000"/>
-                <w:sz w:val="16"/>
+                <w:rFonts w:cs="Times New Roman"/>
+                <w:color w:val="000000"/>
+                <w:sz w:val="26"/>
+                <w:szCs w:val="26"/>
+              </w:rPr>
+              <w:t>Chuyển tới inventory.html thành công</w:t>
+            </w:r>
+          </w:p>
+        </w:tc>
+        <w:tc>
+          <w:tcPr>
+            <w:tcW w:w="701" w:type="dxa"/>
+            <w:hideMark/>
+          </w:tcPr>
+          <w:p>
+            <w:pPr>
+              <w:jc w:val="both"/>
+              <w:rPr>
+                <w:rFonts w:cs="Times New Roman"/>
+                <w:color w:val="000000"/>
+                <w:sz w:val="26"/>
+                <w:szCs w:val="26"/>
+              </w:rPr>
+            </w:pPr>
+            <w:r>
+              <w:rPr>
+                <w:rFonts w:cs="Times New Roman"/>
+                <w:color w:val="000000"/>
+                <w:sz w:val="26"/>
+                <w:szCs w:val="26"/>
               </w:rPr>
               <w:t>Pass</w:t>
             </w:r>
@@ -1679,102 +2126,183 @@
         </w:tc>
       </w:tr>
       <w:tr>
-        <w:trPr>
-          <w:jc w:val="center"/>
-        </w:trPr>
         <w:tc>
           <w:tcPr>
-            <w:tcW w:w="1662" w:type="dxa"/>
-            <w:vAlign w:val="center"/>
+            <w:tcW w:w="722" w:type="dxa"/>
+            <w:hideMark/>
           </w:tcPr>
           <w:p>
             <w:pPr>
-              <w:jc w:val="center"/>
+              <w:jc w:val="both"/>
+              <w:rPr>
+                <w:rFonts w:cs="Times New Roman"/>
+                <w:color w:val="000000"/>
+                <w:sz w:val="26"/>
+                <w:szCs w:val="26"/>
+              </w:rPr>
             </w:pPr>
             <w:r>
               <w:rPr>
-                <w:b/>
-                <w:color w:val="000000"/>
-                <w:sz w:val="16"/>
-              </w:rPr>
-              <w:t>TC_LOG_08</w:t>
+                <w:rFonts w:cs="Times New Roman"/>
+                <w:color w:val="000000"/>
+                <w:sz w:val="26"/>
+                <w:szCs w:val="26"/>
+              </w:rPr>
+              <w:t>TC_08</w:t>
             </w:r>
           </w:p>
         </w:tc>
         <w:tc>
           <w:tcPr>
-            <w:tcW w:w="1662" w:type="dxa"/>
-            <w:vAlign w:val="center"/>
+            <w:tcW w:w="1996" w:type="dxa"/>
+            <w:hideMark/>
           </w:tcPr>
           <w:p>
+            <w:pPr>
+              <w:jc w:val="both"/>
+              <w:rPr>
+                <w:rFonts w:cs="Times New Roman"/>
+                <w:color w:val="000000"/>
+                <w:sz w:val="26"/>
+                <w:szCs w:val="26"/>
+              </w:rPr>
+            </w:pPr>
             <w:r>
               <w:rPr>
-                <w:color w:val="000000"/>
-                <w:sz w:val="16"/>
-              </w:rPr>
-              <w:t>Trống password</w:t>
+                <w:rFonts w:cs="Times New Roman"/>
+                <w:color w:val="000000"/>
+                <w:sz w:val="26"/>
+                <w:szCs w:val="26"/>
+              </w:rPr>
+              <w:t>testLoginWrongPassword - Sai mật khẩu</w:t>
             </w:r>
           </w:p>
         </w:tc>
         <w:tc>
           <w:tcPr>
-            <w:tcW w:w="1662" w:type="dxa"/>
-            <w:vAlign w:val="center"/>
+            <w:tcW w:w="1350" w:type="dxa"/>
+            <w:hideMark/>
           </w:tcPr>
           <w:p>
+            <w:pPr>
+              <w:jc w:val="both"/>
+              <w:rPr>
+                <w:rFonts w:cs="Times New Roman"/>
+                <w:color w:val="000000"/>
+                <w:sz w:val="26"/>
+                <w:szCs w:val="26"/>
+              </w:rPr>
+            </w:pPr>
             <w:r>
               <w:rPr>
-                <w:color w:val="000000"/>
-                <w:sz w:val="16"/>
-              </w:rPr>
-              <w:t>standard_user / ''</w:t>
+                <w:rFonts w:cs="Times New Roman"/>
+                <w:color w:val="000000"/>
+                <w:sz w:val="26"/>
+                <w:szCs w:val="26"/>
+              </w:rPr>
+              <w:t>Đang ở trang chủ</w:t>
             </w:r>
           </w:p>
         </w:tc>
         <w:tc>
           <w:tcPr>
-            <w:tcW w:w="1662" w:type="dxa"/>
-            <w:vAlign w:val="center"/>
+            <w:tcW w:w="1710" w:type="dxa"/>
+            <w:hideMark/>
           </w:tcPr>
           <w:p>
+            <w:pPr>
+              <w:jc w:val="both"/>
+              <w:rPr>
+                <w:rFonts w:cs="Times New Roman"/>
+                <w:color w:val="000000"/>
+                <w:sz w:val="26"/>
+                <w:szCs w:val="26"/>
+              </w:rPr>
+            </w:pPr>
             <w:r>
               <w:rPr>
-                <w:color w:val="000000"/>
-                <w:sz w:val="16"/>
-              </w:rPr>
-              <w:t>Hiển thị Password is required</w:t>
+                <w:rFonts w:cs="Times New Roman"/>
+                <w:color w:val="000000"/>
+                <w:sz w:val="26"/>
+                <w:szCs w:val="26"/>
+              </w:rPr>
+              <w:t>Nhập đúng user, sai password và Click Login</w:t>
             </w:r>
           </w:p>
         </w:tc>
         <w:tc>
           <w:tcPr>
-            <w:tcW w:w="1662" w:type="dxa"/>
-            <w:vAlign w:val="center"/>
+            <w:tcW w:w="1710" w:type="dxa"/>
+            <w:hideMark/>
           </w:tcPr>
           <w:p>
+            <w:pPr>
+              <w:jc w:val="both"/>
+              <w:rPr>
+                <w:rFonts w:cs="Times New Roman"/>
+                <w:color w:val="000000"/>
+                <w:sz w:val="26"/>
+                <w:szCs w:val="26"/>
+              </w:rPr>
+            </w:pPr>
             <w:r>
               <w:rPr>
-                <w:color w:val="000000"/>
-                <w:sz w:val="16"/>
-              </w:rPr>
-              <w:t>Đạt khi chạy</w:t>
+                <w:rFonts w:cs="Times New Roman"/>
+                <w:color w:val="000000"/>
+                <w:sz w:val="26"/>
+                <w:szCs w:val="26"/>
+              </w:rPr>
+              <w:t>Lỗi "Username and password do not match"</w:t>
             </w:r>
           </w:p>
         </w:tc>
         <w:tc>
           <w:tcPr>
-            <w:tcW w:w="1662" w:type="dxa"/>
-            <w:vAlign w:val="center"/>
+            <w:tcW w:w="1440" w:type="dxa"/>
+            <w:hideMark/>
           </w:tcPr>
           <w:p>
             <w:pPr>
-              <w:jc w:val="center"/>
+              <w:jc w:val="both"/>
+              <w:rPr>
+                <w:rFonts w:cs="Times New Roman"/>
+                <w:color w:val="000000"/>
+                <w:sz w:val="26"/>
+                <w:szCs w:val="26"/>
+              </w:rPr>
             </w:pPr>
             <w:r>
               <w:rPr>
-                <w:b/>
-                <w:color w:val="000000"/>
-                <w:sz w:val="16"/>
+                <w:rFonts w:cs="Times New Roman"/>
+                <w:color w:val="000000"/>
+                <w:sz w:val="26"/>
+                <w:szCs w:val="26"/>
+              </w:rPr>
+              <w:t>Hiển thị đúng lỗi mật khẩu sai</w:t>
+            </w:r>
+          </w:p>
+        </w:tc>
+        <w:tc>
+          <w:tcPr>
+            <w:tcW w:w="701" w:type="dxa"/>
+            <w:hideMark/>
+          </w:tcPr>
+          <w:p>
+            <w:pPr>
+              <w:jc w:val="both"/>
+              <w:rPr>
+                <w:rFonts w:cs="Times New Roman"/>
+                <w:color w:val="000000"/>
+                <w:sz w:val="26"/>
+                <w:szCs w:val="26"/>
+              </w:rPr>
+            </w:pPr>
+            <w:r>
+              <w:rPr>
+                <w:rFonts w:cs="Times New Roman"/>
+                <w:color w:val="000000"/>
+                <w:sz w:val="26"/>
+                <w:szCs w:val="26"/>
               </w:rPr>
               <w:t>Pass</w:t>
             </w:r>
@@ -1782,102 +2310,183 @@
         </w:tc>
       </w:tr>
       <w:tr>
-        <w:trPr>
-          <w:jc w:val="center"/>
-        </w:trPr>
         <w:tc>
           <w:tcPr>
-            <w:tcW w:w="1662" w:type="dxa"/>
-            <w:vAlign w:val="center"/>
+            <w:tcW w:w="722" w:type="dxa"/>
+            <w:hideMark/>
           </w:tcPr>
           <w:p>
             <w:pPr>
-              <w:jc w:val="center"/>
+              <w:jc w:val="both"/>
+              <w:rPr>
+                <w:rFonts w:cs="Times New Roman"/>
+                <w:color w:val="000000"/>
+                <w:sz w:val="26"/>
+                <w:szCs w:val="26"/>
+              </w:rPr>
             </w:pPr>
             <w:r>
               <w:rPr>
-                <w:b/>
-                <w:color w:val="000000"/>
-                <w:sz w:val="16"/>
-              </w:rPr>
-              <w:t>TC_LOG_09</w:t>
+                <w:rFonts w:cs="Times New Roman"/>
+                <w:color w:val="000000"/>
+                <w:sz w:val="26"/>
+                <w:szCs w:val="26"/>
+              </w:rPr>
+              <w:t>TC_09</w:t>
             </w:r>
           </w:p>
         </w:tc>
         <w:tc>
           <w:tcPr>
-            <w:tcW w:w="1662" w:type="dxa"/>
-            <w:vAlign w:val="center"/>
+            <w:tcW w:w="1996" w:type="dxa"/>
+            <w:hideMark/>
           </w:tcPr>
           <w:p>
+            <w:pPr>
+              <w:jc w:val="both"/>
+              <w:rPr>
+                <w:rFonts w:cs="Times New Roman"/>
+                <w:color w:val="000000"/>
+                <w:sz w:val="26"/>
+                <w:szCs w:val="26"/>
+              </w:rPr>
+            </w:pPr>
             <w:r>
               <w:rPr>
-                <w:color w:val="000000"/>
-                <w:sz w:val="16"/>
-              </w:rPr>
-              <w:t>Trống cả hai trường</w:t>
+                <w:rFonts w:cs="Times New Roman"/>
+                <w:color w:val="000000"/>
+                <w:sz w:val="26"/>
+                <w:szCs w:val="26"/>
+              </w:rPr>
+              <w:t>testLoginEmptyUsername - Trống username</w:t>
             </w:r>
           </w:p>
         </w:tc>
         <w:tc>
           <w:tcPr>
-            <w:tcW w:w="1662" w:type="dxa"/>
-            <w:vAlign w:val="center"/>
+            <w:tcW w:w="1350" w:type="dxa"/>
+            <w:hideMark/>
           </w:tcPr>
           <w:p>
+            <w:pPr>
+              <w:jc w:val="both"/>
+              <w:rPr>
+                <w:rFonts w:cs="Times New Roman"/>
+                <w:color w:val="000000"/>
+                <w:sz w:val="26"/>
+                <w:szCs w:val="26"/>
+              </w:rPr>
+            </w:pPr>
             <w:r>
               <w:rPr>
-                <w:color w:val="000000"/>
-                <w:sz w:val="16"/>
-              </w:rPr>
-              <w:t>'' / ''</w:t>
+                <w:rFonts w:cs="Times New Roman"/>
+                <w:color w:val="000000"/>
+                <w:sz w:val="26"/>
+                <w:szCs w:val="26"/>
+              </w:rPr>
+              <w:t>Đang ở trang chủ</w:t>
             </w:r>
           </w:p>
         </w:tc>
         <w:tc>
           <w:tcPr>
-            <w:tcW w:w="1662" w:type="dxa"/>
-            <w:vAlign w:val="center"/>
+            <w:tcW w:w="1710" w:type="dxa"/>
+            <w:hideMark/>
           </w:tcPr>
           <w:p>
+            <w:pPr>
+              <w:jc w:val="both"/>
+              <w:rPr>
+                <w:rFonts w:cs="Times New Roman"/>
+                <w:color w:val="000000"/>
+                <w:sz w:val="26"/>
+                <w:szCs w:val="26"/>
+              </w:rPr>
+            </w:pPr>
             <w:r>
               <w:rPr>
-                <w:color w:val="000000"/>
-                <w:sz w:val="16"/>
-              </w:rPr>
-              <w:t>Hiển thị Username is required</w:t>
+                <w:rFonts w:cs="Times New Roman"/>
+                <w:color w:val="000000"/>
+                <w:sz w:val="26"/>
+                <w:szCs w:val="26"/>
+              </w:rPr>
+              <w:t>Bỏ trống username, nhập password và Click Login</w:t>
             </w:r>
           </w:p>
         </w:tc>
         <w:tc>
           <w:tcPr>
-            <w:tcW w:w="1662" w:type="dxa"/>
-            <w:vAlign w:val="center"/>
+            <w:tcW w:w="1710" w:type="dxa"/>
+            <w:hideMark/>
           </w:tcPr>
           <w:p>
+            <w:pPr>
+              <w:jc w:val="both"/>
+              <w:rPr>
+                <w:rFonts w:cs="Times New Roman"/>
+                <w:color w:val="000000"/>
+                <w:sz w:val="26"/>
+                <w:szCs w:val="26"/>
+              </w:rPr>
+            </w:pPr>
             <w:r>
               <w:rPr>
-                <w:color w:val="000000"/>
-                <w:sz w:val="16"/>
-              </w:rPr>
-              <w:t>Đạt khi chạy</w:t>
+                <w:rFonts w:cs="Times New Roman"/>
+                <w:color w:val="000000"/>
+                <w:sz w:val="26"/>
+                <w:szCs w:val="26"/>
+              </w:rPr>
+              <w:t>Lỗi "Username is required"</w:t>
             </w:r>
           </w:p>
         </w:tc>
         <w:tc>
           <w:tcPr>
-            <w:tcW w:w="1662" w:type="dxa"/>
-            <w:vAlign w:val="center"/>
+            <w:tcW w:w="1440" w:type="dxa"/>
+            <w:hideMark/>
           </w:tcPr>
           <w:p>
             <w:pPr>
-              <w:jc w:val="center"/>
+              <w:jc w:val="both"/>
+              <w:rPr>
+                <w:rFonts w:cs="Times New Roman"/>
+                <w:color w:val="000000"/>
+                <w:sz w:val="26"/>
+                <w:szCs w:val="26"/>
+              </w:rPr>
             </w:pPr>
             <w:r>
               <w:rPr>
-                <w:b/>
-                <w:color w:val="000000"/>
-                <w:sz w:val="16"/>
+                <w:rFonts w:cs="Times New Roman"/>
+                <w:color w:val="000000"/>
+                <w:sz w:val="26"/>
+                <w:szCs w:val="26"/>
+              </w:rPr>
+              <w:t>Hiển thị đúng thông báo lỗi</w:t>
+            </w:r>
+          </w:p>
+        </w:tc>
+        <w:tc>
+          <w:tcPr>
+            <w:tcW w:w="701" w:type="dxa"/>
+            <w:hideMark/>
+          </w:tcPr>
+          <w:p>
+            <w:pPr>
+              <w:jc w:val="both"/>
+              <w:rPr>
+                <w:rFonts w:cs="Times New Roman"/>
+                <w:color w:val="000000"/>
+                <w:sz w:val="26"/>
+                <w:szCs w:val="26"/>
+              </w:rPr>
+            </w:pPr>
+            <w:r>
+              <w:rPr>
+                <w:rFonts w:cs="Times New Roman"/>
+                <w:color w:val="000000"/>
+                <w:sz w:val="26"/>
+                <w:szCs w:val="26"/>
               </w:rPr>
               <w:t>Pass</w:t>
             </w:r>
@@ -1885,102 +2494,183 @@
         </w:tc>
       </w:tr>
       <w:tr>
-        <w:trPr>
-          <w:jc w:val="center"/>
-        </w:trPr>
         <w:tc>
           <w:tcPr>
-            <w:tcW w:w="1662" w:type="dxa"/>
-            <w:vAlign w:val="center"/>
+            <w:tcW w:w="722" w:type="dxa"/>
+            <w:hideMark/>
           </w:tcPr>
           <w:p>
             <w:pPr>
-              <w:jc w:val="center"/>
+              <w:jc w:val="both"/>
+              <w:rPr>
+                <w:rFonts w:cs="Times New Roman"/>
+                <w:color w:val="000000"/>
+                <w:sz w:val="26"/>
+                <w:szCs w:val="26"/>
+              </w:rPr>
             </w:pPr>
             <w:r>
               <w:rPr>
-                <w:b/>
-                <w:color w:val="000000"/>
-                <w:sz w:val="16"/>
-              </w:rPr>
-              <w:t>TC_LOG_10</w:t>
+                <w:rFonts w:cs="Times New Roman"/>
+                <w:color w:val="000000"/>
+                <w:sz w:val="26"/>
+                <w:szCs w:val="26"/>
+              </w:rPr>
+              <w:t>TC_10</w:t>
             </w:r>
           </w:p>
         </w:tc>
         <w:tc>
           <w:tcPr>
-            <w:tcW w:w="1662" w:type="dxa"/>
-            <w:vAlign w:val="center"/>
+            <w:tcW w:w="1996" w:type="dxa"/>
+            <w:hideMark/>
           </w:tcPr>
           <w:p>
+            <w:pPr>
+              <w:jc w:val="both"/>
+              <w:rPr>
+                <w:rFonts w:cs="Times New Roman"/>
+                <w:color w:val="000000"/>
+                <w:sz w:val="26"/>
+                <w:szCs w:val="26"/>
+              </w:rPr>
+            </w:pPr>
             <w:r>
               <w:rPr>
-                <w:color w:val="000000"/>
-                <w:sz w:val="16"/>
-              </w:rPr>
-              <w:t>Tài khoản bị khóa</w:t>
+                <w:rFonts w:cs="Times New Roman"/>
+                <w:color w:val="000000"/>
+                <w:sz w:val="26"/>
+                <w:szCs w:val="26"/>
+              </w:rPr>
+              <w:t>testLoginEmptyPassword - Trống password</w:t>
             </w:r>
           </w:p>
         </w:tc>
         <w:tc>
           <w:tcPr>
-            <w:tcW w:w="1662" w:type="dxa"/>
-            <w:vAlign w:val="center"/>
+            <w:tcW w:w="1350" w:type="dxa"/>
+            <w:hideMark/>
           </w:tcPr>
           <w:p>
+            <w:pPr>
+              <w:jc w:val="both"/>
+              <w:rPr>
+                <w:rFonts w:cs="Times New Roman"/>
+                <w:color w:val="000000"/>
+                <w:sz w:val="26"/>
+                <w:szCs w:val="26"/>
+              </w:rPr>
+            </w:pPr>
             <w:r>
               <w:rPr>
-                <w:color w:val="000000"/>
-                <w:sz w:val="16"/>
-              </w:rPr>
-              <w:t>locked_out_user / secret_sauce</w:t>
+                <w:rFonts w:cs="Times New Roman"/>
+                <w:color w:val="000000"/>
+                <w:sz w:val="26"/>
+                <w:szCs w:val="26"/>
+              </w:rPr>
+              <w:t>Đang ở trang chủ</w:t>
             </w:r>
           </w:p>
         </w:tc>
         <w:tc>
           <w:tcPr>
-            <w:tcW w:w="1662" w:type="dxa"/>
-            <w:vAlign w:val="center"/>
+            <w:tcW w:w="1710" w:type="dxa"/>
+            <w:hideMark/>
           </w:tcPr>
           <w:p>
+            <w:pPr>
+              <w:jc w:val="both"/>
+              <w:rPr>
+                <w:rFonts w:cs="Times New Roman"/>
+                <w:color w:val="000000"/>
+                <w:sz w:val="26"/>
+                <w:szCs w:val="26"/>
+              </w:rPr>
+            </w:pPr>
             <w:r>
               <w:rPr>
-                <w:color w:val="000000"/>
-                <w:sz w:val="16"/>
-              </w:rPr>
-              <w:t>Hiển thị thông báo locked out</w:t>
+                <w:rFonts w:cs="Times New Roman"/>
+                <w:color w:val="000000"/>
+                <w:sz w:val="26"/>
+                <w:szCs w:val="26"/>
+              </w:rPr>
+              <w:t>Nhập username, bỏ trống password và Click Login</w:t>
             </w:r>
           </w:p>
         </w:tc>
         <w:tc>
           <w:tcPr>
-            <w:tcW w:w="1662" w:type="dxa"/>
-            <w:vAlign w:val="center"/>
+            <w:tcW w:w="1710" w:type="dxa"/>
+            <w:hideMark/>
           </w:tcPr>
           <w:p>
+            <w:pPr>
+              <w:jc w:val="both"/>
+              <w:rPr>
+                <w:rFonts w:cs="Times New Roman"/>
+                <w:color w:val="000000"/>
+                <w:sz w:val="26"/>
+                <w:szCs w:val="26"/>
+              </w:rPr>
+            </w:pPr>
             <w:r>
               <w:rPr>
-                <w:color w:val="000000"/>
-                <w:sz w:val="16"/>
-              </w:rPr>
-              <w:t>Đạt khi chạy</w:t>
+                <w:rFonts w:cs="Times New Roman"/>
+                <w:color w:val="000000"/>
+                <w:sz w:val="26"/>
+                <w:szCs w:val="26"/>
+              </w:rPr>
+              <w:t>Lỗi "Password is required"</w:t>
             </w:r>
           </w:p>
         </w:tc>
         <w:tc>
           <w:tcPr>
-            <w:tcW w:w="1662" w:type="dxa"/>
-            <w:vAlign w:val="center"/>
+            <w:tcW w:w="1440" w:type="dxa"/>
+            <w:hideMark/>
           </w:tcPr>
           <w:p>
             <w:pPr>
-              <w:jc w:val="center"/>
+              <w:jc w:val="both"/>
+              <w:rPr>
+                <w:rFonts w:cs="Times New Roman"/>
+                <w:color w:val="000000"/>
+                <w:sz w:val="26"/>
+                <w:szCs w:val="26"/>
+              </w:rPr>
             </w:pPr>
             <w:r>
               <w:rPr>
-                <w:b/>
-                <w:color w:val="000000"/>
-                <w:sz w:val="16"/>
+                <w:rFonts w:cs="Times New Roman"/>
+                <w:color w:val="000000"/>
+                <w:sz w:val="26"/>
+                <w:szCs w:val="26"/>
+              </w:rPr>
+              <w:t>Hiển thị đúng thông báo lỗi</w:t>
+            </w:r>
+          </w:p>
+        </w:tc>
+        <w:tc>
+          <w:tcPr>
+            <w:tcW w:w="701" w:type="dxa"/>
+            <w:hideMark/>
+          </w:tcPr>
+          <w:p>
+            <w:pPr>
+              <w:jc w:val="both"/>
+              <w:rPr>
+                <w:rFonts w:cs="Times New Roman"/>
+                <w:color w:val="000000"/>
+                <w:sz w:val="26"/>
+                <w:szCs w:val="26"/>
+              </w:rPr>
+            </w:pPr>
+            <w:r>
+              <w:rPr>
+                <w:rFonts w:cs="Times New Roman"/>
+                <w:color w:val="000000"/>
+                <w:sz w:val="26"/>
+                <w:szCs w:val="26"/>
               </w:rPr>
               <w:t>Pass</w:t>
             </w:r>
@@ -1988,102 +2678,183 @@
         </w:tc>
       </w:tr>
       <w:tr>
-        <w:trPr>
-          <w:jc w:val="center"/>
-        </w:trPr>
         <w:tc>
           <w:tcPr>
-            <w:tcW w:w="1662" w:type="dxa"/>
-            <w:vAlign w:val="center"/>
+            <w:tcW w:w="722" w:type="dxa"/>
+            <w:hideMark/>
           </w:tcPr>
           <w:p>
             <w:pPr>
-              <w:jc w:val="center"/>
+              <w:jc w:val="both"/>
+              <w:rPr>
+                <w:rFonts w:cs="Times New Roman"/>
+                <w:color w:val="000000"/>
+                <w:sz w:val="26"/>
+                <w:szCs w:val="26"/>
+              </w:rPr>
             </w:pPr>
             <w:r>
               <w:rPr>
-                <w:b/>
-                <w:color w:val="000000"/>
-                <w:sz w:val="16"/>
-              </w:rPr>
-              <w:t>TC_LOG_11</w:t>
+                <w:rFonts w:cs="Times New Roman"/>
+                <w:color w:val="000000"/>
+                <w:sz w:val="26"/>
+                <w:szCs w:val="26"/>
+              </w:rPr>
+              <w:t>TC_11</w:t>
             </w:r>
           </w:p>
         </w:tc>
         <w:tc>
           <w:tcPr>
-            <w:tcW w:w="1662" w:type="dxa"/>
-            <w:vAlign w:val="center"/>
+            <w:tcW w:w="1996" w:type="dxa"/>
+            <w:hideMark/>
           </w:tcPr>
           <w:p>
+            <w:pPr>
+              <w:jc w:val="both"/>
+              <w:rPr>
+                <w:rFonts w:cs="Times New Roman"/>
+                <w:color w:val="000000"/>
+                <w:sz w:val="26"/>
+                <w:szCs w:val="26"/>
+              </w:rPr>
+            </w:pPr>
             <w:r>
               <w:rPr>
-                <w:color w:val="000000"/>
-                <w:sz w:val="16"/>
-              </w:rPr>
-              <w:t>Đăng nhập bằng problem_user</w:t>
+                <w:rFonts w:cs="Times New Roman"/>
+                <w:color w:val="000000"/>
+                <w:sz w:val="26"/>
+                <w:szCs w:val="26"/>
+              </w:rPr>
+              <w:t>testLoginEmptyUsernameAndPassword - Trống cả hai</w:t>
             </w:r>
           </w:p>
         </w:tc>
         <w:tc>
           <w:tcPr>
-            <w:tcW w:w="1662" w:type="dxa"/>
-            <w:vAlign w:val="center"/>
+            <w:tcW w:w="1350" w:type="dxa"/>
+            <w:hideMark/>
           </w:tcPr>
           <w:p>
+            <w:pPr>
+              <w:jc w:val="both"/>
+              <w:rPr>
+                <w:rFonts w:cs="Times New Roman"/>
+                <w:color w:val="000000"/>
+                <w:sz w:val="26"/>
+                <w:szCs w:val="26"/>
+              </w:rPr>
+            </w:pPr>
             <w:r>
               <w:rPr>
-                <w:color w:val="000000"/>
-                <w:sz w:val="16"/>
-              </w:rPr>
-              <w:t>problem_user / secret_sauce</w:t>
+                <w:rFonts w:cs="Times New Roman"/>
+                <w:color w:val="000000"/>
+                <w:sz w:val="26"/>
+                <w:szCs w:val="26"/>
+              </w:rPr>
+              <w:t>Đang ở trang chủ</w:t>
             </w:r>
           </w:p>
         </w:tc>
         <w:tc>
           <w:tcPr>
-            <w:tcW w:w="1662" w:type="dxa"/>
-            <w:vAlign w:val="center"/>
+            <w:tcW w:w="1710" w:type="dxa"/>
+            <w:hideMark/>
           </w:tcPr>
           <w:p>
+            <w:pPr>
+              <w:jc w:val="both"/>
+              <w:rPr>
+                <w:rFonts w:cs="Times New Roman"/>
+                <w:color w:val="000000"/>
+                <w:sz w:val="26"/>
+                <w:szCs w:val="26"/>
+              </w:rPr>
+            </w:pPr>
             <w:r>
               <w:rPr>
-                <w:color w:val="000000"/>
-                <w:sz w:val="16"/>
-              </w:rPr>
-              <w:t>Đăng nhập thành công</w:t>
+                <w:rFonts w:cs="Times New Roman"/>
+                <w:color w:val="000000"/>
+                <w:sz w:val="26"/>
+                <w:szCs w:val="26"/>
+              </w:rPr>
+              <w:t>Bỏ trống cả 2 trường và Click Login</w:t>
             </w:r>
           </w:p>
         </w:tc>
         <w:tc>
           <w:tcPr>
-            <w:tcW w:w="1662" w:type="dxa"/>
-            <w:vAlign w:val="center"/>
+            <w:tcW w:w="1710" w:type="dxa"/>
+            <w:hideMark/>
           </w:tcPr>
           <w:p>
+            <w:pPr>
+              <w:jc w:val="both"/>
+              <w:rPr>
+                <w:rFonts w:cs="Times New Roman"/>
+                <w:color w:val="000000"/>
+                <w:sz w:val="26"/>
+                <w:szCs w:val="26"/>
+              </w:rPr>
+            </w:pPr>
             <w:r>
               <w:rPr>
-                <w:color w:val="000000"/>
-                <w:sz w:val="16"/>
-              </w:rPr>
-              <w:t>Đạt khi chạy</w:t>
+                <w:rFonts w:cs="Times New Roman"/>
+                <w:color w:val="000000"/>
+                <w:sz w:val="26"/>
+                <w:szCs w:val="26"/>
+              </w:rPr>
+              <w:t>Lỗi "Username is required"</w:t>
             </w:r>
           </w:p>
         </w:tc>
         <w:tc>
           <w:tcPr>
-            <w:tcW w:w="1662" w:type="dxa"/>
-            <w:vAlign w:val="center"/>
+            <w:tcW w:w="1440" w:type="dxa"/>
+            <w:hideMark/>
           </w:tcPr>
           <w:p>
             <w:pPr>
-              <w:jc w:val="center"/>
+              <w:jc w:val="both"/>
+              <w:rPr>
+                <w:rFonts w:cs="Times New Roman"/>
+                <w:color w:val="000000"/>
+                <w:sz w:val="26"/>
+                <w:szCs w:val="26"/>
+              </w:rPr>
             </w:pPr>
             <w:r>
               <w:rPr>
-                <w:b/>
-                <w:color w:val="000000"/>
-                <w:sz w:val="16"/>
+                <w:rFonts w:cs="Times New Roman"/>
+                <w:color w:val="000000"/>
+                <w:sz w:val="26"/>
+                <w:szCs w:val="26"/>
+              </w:rPr>
+              <w:t>Hiển thị đúng thông báo lỗi</w:t>
+            </w:r>
+          </w:p>
+        </w:tc>
+        <w:tc>
+          <w:tcPr>
+            <w:tcW w:w="701" w:type="dxa"/>
+            <w:hideMark/>
+          </w:tcPr>
+          <w:p>
+            <w:pPr>
+              <w:jc w:val="both"/>
+              <w:rPr>
+                <w:rFonts w:cs="Times New Roman"/>
+                <w:color w:val="000000"/>
+                <w:sz w:val="26"/>
+                <w:szCs w:val="26"/>
+              </w:rPr>
+            </w:pPr>
+            <w:r>
+              <w:rPr>
+                <w:rFonts w:cs="Times New Roman"/>
+                <w:color w:val="000000"/>
+                <w:sz w:val="26"/>
+                <w:szCs w:val="26"/>
               </w:rPr>
               <w:t>Pass</w:t>
             </w:r>
@@ -2091,102 +2862,551 @@
         </w:tc>
       </w:tr>
       <w:tr>
-        <w:trPr>
-          <w:jc w:val="center"/>
-        </w:trPr>
         <w:tc>
           <w:tcPr>
-            <w:tcW w:w="1662" w:type="dxa"/>
-            <w:vAlign w:val="center"/>
+            <w:tcW w:w="722" w:type="dxa"/>
+            <w:hideMark/>
           </w:tcPr>
           <w:p>
             <w:pPr>
-              <w:jc w:val="center"/>
+              <w:jc w:val="both"/>
+              <w:rPr>
+                <w:rFonts w:cs="Times New Roman"/>
+                <w:color w:val="000000"/>
+                <w:sz w:val="26"/>
+                <w:szCs w:val="26"/>
+              </w:rPr>
             </w:pPr>
             <w:r>
               <w:rPr>
-                <w:b/>
-                <w:color w:val="000000"/>
-                <w:sz w:val="16"/>
-              </w:rPr>
-              <w:t>TC_LOG_12</w:t>
+                <w:rFonts w:cs="Times New Roman"/>
+                <w:color w:val="000000"/>
+                <w:sz w:val="26"/>
+                <w:szCs w:val="26"/>
+              </w:rPr>
+              <w:t>TC_12</w:t>
             </w:r>
           </w:p>
         </w:tc>
         <w:tc>
           <w:tcPr>
-            <w:tcW w:w="1662" w:type="dxa"/>
-            <w:vAlign w:val="center"/>
+            <w:tcW w:w="1996" w:type="dxa"/>
+            <w:hideMark/>
           </w:tcPr>
           <w:p>
+            <w:pPr>
+              <w:jc w:val="both"/>
+              <w:rPr>
+                <w:rFonts w:cs="Times New Roman"/>
+                <w:color w:val="000000"/>
+                <w:sz w:val="26"/>
+                <w:szCs w:val="26"/>
+              </w:rPr>
+            </w:pPr>
             <w:r>
               <w:rPr>
-                <w:color w:val="000000"/>
-                <w:sz w:val="16"/>
-              </w:rPr>
-              <w:t>Đăng nhập bằng performance_glitch_user</w:t>
+                <w:rFonts w:cs="Times New Roman"/>
+                <w:color w:val="000000"/>
+                <w:sz w:val="26"/>
+                <w:szCs w:val="26"/>
+              </w:rPr>
+              <w:t>testLoginLockedUser - Tài khoản bị khóa</w:t>
             </w:r>
           </w:p>
         </w:tc>
         <w:tc>
           <w:tcPr>
-            <w:tcW w:w="1662" w:type="dxa"/>
-            <w:vAlign w:val="center"/>
+            <w:tcW w:w="1350" w:type="dxa"/>
+            <w:hideMark/>
           </w:tcPr>
           <w:p>
+            <w:pPr>
+              <w:jc w:val="both"/>
+              <w:rPr>
+                <w:rFonts w:cs="Times New Roman"/>
+                <w:color w:val="000000"/>
+                <w:sz w:val="26"/>
+                <w:szCs w:val="26"/>
+              </w:rPr>
+            </w:pPr>
             <w:r>
               <w:rPr>
-                <w:color w:val="000000"/>
-                <w:sz w:val="16"/>
-              </w:rPr>
-              <w:t>performance_glitch_user / secret_sauce</w:t>
+                <w:rFonts w:cs="Times New Roman"/>
+                <w:color w:val="000000"/>
+                <w:sz w:val="26"/>
+                <w:szCs w:val="26"/>
+              </w:rPr>
+              <w:t>Đang ở trang chủ</w:t>
             </w:r>
           </w:p>
         </w:tc>
         <w:tc>
           <w:tcPr>
-            <w:tcW w:w="1662" w:type="dxa"/>
-            <w:vAlign w:val="center"/>
+            <w:tcW w:w="1710" w:type="dxa"/>
+            <w:hideMark/>
           </w:tcPr>
           <w:p>
+            <w:pPr>
+              <w:jc w:val="both"/>
+              <w:rPr>
+                <w:rFonts w:cs="Times New Roman"/>
+                <w:color w:val="000000"/>
+                <w:sz w:val="26"/>
+                <w:szCs w:val="26"/>
+              </w:rPr>
+            </w:pPr>
             <w:r>
               <w:rPr>
-                <w:color w:val="000000"/>
-                <w:sz w:val="16"/>
-              </w:rPr>
-              <w:t>Đăng nhập thành công</w:t>
+                <w:rFonts w:cs="Times New Roman"/>
+                <w:color w:val="000000"/>
+                <w:sz w:val="26"/>
+                <w:szCs w:val="26"/>
+              </w:rPr>
+              <w:t>Nhập locked_out_user, secret_sauce và Click Login</w:t>
             </w:r>
           </w:p>
         </w:tc>
         <w:tc>
           <w:tcPr>
-            <w:tcW w:w="1662" w:type="dxa"/>
-            <w:vAlign w:val="center"/>
+            <w:tcW w:w="1710" w:type="dxa"/>
+            <w:hideMark/>
           </w:tcPr>
           <w:p>
+            <w:pPr>
+              <w:jc w:val="both"/>
+              <w:rPr>
+                <w:rFonts w:cs="Times New Roman"/>
+                <w:color w:val="000000"/>
+                <w:sz w:val="26"/>
+                <w:szCs w:val="26"/>
+              </w:rPr>
+            </w:pPr>
             <w:r>
               <w:rPr>
-                <w:color w:val="000000"/>
-                <w:sz w:val="16"/>
-              </w:rPr>
-              <w:t>Đạt khi chạy</w:t>
+                <w:rFonts w:cs="Times New Roman"/>
+                <w:color w:val="000000"/>
+                <w:sz w:val="26"/>
+                <w:szCs w:val="26"/>
+              </w:rPr>
+              <w:t>Lỗi "user has been locked out"</w:t>
             </w:r>
           </w:p>
         </w:tc>
         <w:tc>
           <w:tcPr>
-            <w:tcW w:w="1662" w:type="dxa"/>
-            <w:vAlign w:val="center"/>
+            <w:tcW w:w="1440" w:type="dxa"/>
+            <w:hideMark/>
           </w:tcPr>
           <w:p>
             <w:pPr>
-              <w:jc w:val="center"/>
+              <w:jc w:val="both"/>
+              <w:rPr>
+                <w:rFonts w:cs="Times New Roman"/>
+                <w:color w:val="000000"/>
+                <w:sz w:val="26"/>
+                <w:szCs w:val="26"/>
+              </w:rPr>
             </w:pPr>
             <w:r>
               <w:rPr>
-                <w:b/>
-                <w:color w:val="000000"/>
-                <w:sz w:val="16"/>
+                <w:rFonts w:cs="Times New Roman"/>
+                <w:color w:val="000000"/>
+                <w:sz w:val="26"/>
+                <w:szCs w:val="26"/>
+              </w:rPr>
+              <w:t>Hiển thị đúng thông báo bị khóa</w:t>
+            </w:r>
+          </w:p>
+        </w:tc>
+        <w:tc>
+          <w:tcPr>
+            <w:tcW w:w="701" w:type="dxa"/>
+            <w:hideMark/>
+          </w:tcPr>
+          <w:p>
+            <w:pPr>
+              <w:jc w:val="both"/>
+              <w:rPr>
+                <w:rFonts w:cs="Times New Roman"/>
+                <w:color w:val="000000"/>
+                <w:sz w:val="26"/>
+                <w:szCs w:val="26"/>
+              </w:rPr>
+            </w:pPr>
+            <w:r>
+              <w:rPr>
+                <w:rFonts w:cs="Times New Roman"/>
+                <w:color w:val="000000"/>
+                <w:sz w:val="26"/>
+                <w:szCs w:val="26"/>
+              </w:rPr>
+              <w:t>Pass</w:t>
+            </w:r>
+          </w:p>
+        </w:tc>
+      </w:tr>
+      <w:tr>
+        <w:tc>
+          <w:tcPr>
+            <w:tcW w:w="722" w:type="dxa"/>
+            <w:hideMark/>
+          </w:tcPr>
+          <w:p>
+            <w:pPr>
+              <w:jc w:val="both"/>
+              <w:rPr>
+                <w:rFonts w:cs="Times New Roman"/>
+                <w:color w:val="000000"/>
+                <w:sz w:val="26"/>
+                <w:szCs w:val="26"/>
+              </w:rPr>
+            </w:pPr>
+            <w:r>
+              <w:rPr>
+                <w:rFonts w:cs="Times New Roman"/>
+                <w:color w:val="000000"/>
+                <w:sz w:val="26"/>
+                <w:szCs w:val="26"/>
+              </w:rPr>
+              <w:t>TC_13</w:t>
+            </w:r>
+          </w:p>
+        </w:tc>
+        <w:tc>
+          <w:tcPr>
+            <w:tcW w:w="1996" w:type="dxa"/>
+            <w:hideMark/>
+          </w:tcPr>
+          <w:p>
+            <w:pPr>
+              <w:jc w:val="both"/>
+              <w:rPr>
+                <w:rFonts w:cs="Times New Roman"/>
+                <w:color w:val="000000"/>
+                <w:sz w:val="26"/>
+                <w:szCs w:val="26"/>
+              </w:rPr>
+            </w:pPr>
+            <w:r>
+              <w:rPr>
+                <w:rFonts w:cs="Times New Roman"/>
+                <w:color w:val="000000"/>
+                <w:sz w:val="26"/>
+                <w:szCs w:val="26"/>
+              </w:rPr>
+              <w:t>testLoginProblemUser - User giao diện lỗi</w:t>
+            </w:r>
+          </w:p>
+        </w:tc>
+        <w:tc>
+          <w:tcPr>
+            <w:tcW w:w="1350" w:type="dxa"/>
+            <w:hideMark/>
+          </w:tcPr>
+          <w:p>
+            <w:pPr>
+              <w:jc w:val="both"/>
+              <w:rPr>
+                <w:rFonts w:cs="Times New Roman"/>
+                <w:color w:val="000000"/>
+                <w:sz w:val="26"/>
+                <w:szCs w:val="26"/>
+              </w:rPr>
+            </w:pPr>
+            <w:r>
+              <w:rPr>
+                <w:rFonts w:cs="Times New Roman"/>
+                <w:color w:val="000000"/>
+                <w:sz w:val="26"/>
+                <w:szCs w:val="26"/>
+              </w:rPr>
+              <w:t>Đang ở trang chủ</w:t>
+            </w:r>
+          </w:p>
+        </w:tc>
+        <w:tc>
+          <w:tcPr>
+            <w:tcW w:w="1710" w:type="dxa"/>
+            <w:hideMark/>
+          </w:tcPr>
+          <w:p>
+            <w:pPr>
+              <w:jc w:val="both"/>
+              <w:rPr>
+                <w:rFonts w:cs="Times New Roman"/>
+                <w:color w:val="000000"/>
+                <w:sz w:val="26"/>
+                <w:szCs w:val="26"/>
+              </w:rPr>
+            </w:pPr>
+            <w:r>
+              <w:rPr>
+                <w:rFonts w:cs="Times New Roman"/>
+                <w:color w:val="000000"/>
+                <w:sz w:val="26"/>
+                <w:szCs w:val="26"/>
+              </w:rPr>
+              <w:t>Nhập problem_user, secret_sauce và Click Login</w:t>
+            </w:r>
+          </w:p>
+        </w:tc>
+        <w:tc>
+          <w:tcPr>
+            <w:tcW w:w="1710" w:type="dxa"/>
+            <w:hideMark/>
+          </w:tcPr>
+          <w:p>
+            <w:pPr>
+              <w:jc w:val="both"/>
+              <w:rPr>
+                <w:rFonts w:cs="Times New Roman"/>
+                <w:color w:val="000000"/>
+                <w:sz w:val="26"/>
+                <w:szCs w:val="26"/>
+              </w:rPr>
+            </w:pPr>
+            <w:r>
+              <w:rPr>
+                <w:rFonts w:cs="Times New Roman"/>
+                <w:color w:val="000000"/>
+                <w:sz w:val="26"/>
+                <w:szCs w:val="26"/>
+              </w:rPr>
+              <w:t>Đăng nhập thành công, chuyển trang</w:t>
+            </w:r>
+          </w:p>
+        </w:tc>
+        <w:tc>
+          <w:tcPr>
+            <w:tcW w:w="1440" w:type="dxa"/>
+            <w:hideMark/>
+          </w:tcPr>
+          <w:p>
+            <w:pPr>
+              <w:jc w:val="both"/>
+              <w:rPr>
+                <w:rFonts w:cs="Times New Roman"/>
+                <w:color w:val="000000"/>
+                <w:sz w:val="26"/>
+                <w:szCs w:val="26"/>
+              </w:rPr>
+            </w:pPr>
+            <w:r>
+              <w:rPr>
+                <w:rFonts w:cs="Times New Roman"/>
+                <w:color w:val="000000"/>
+                <w:sz w:val="26"/>
+                <w:szCs w:val="26"/>
+              </w:rPr>
+              <w:t>Đăng nhập và chuyển trang thành công</w:t>
+            </w:r>
+          </w:p>
+        </w:tc>
+        <w:tc>
+          <w:tcPr>
+            <w:tcW w:w="701" w:type="dxa"/>
+            <w:hideMark/>
+          </w:tcPr>
+          <w:p>
+            <w:pPr>
+              <w:jc w:val="both"/>
+              <w:rPr>
+                <w:rFonts w:cs="Times New Roman"/>
+                <w:color w:val="000000"/>
+                <w:sz w:val="26"/>
+                <w:szCs w:val="26"/>
+              </w:rPr>
+            </w:pPr>
+            <w:r>
+              <w:rPr>
+                <w:rFonts w:cs="Times New Roman"/>
+                <w:color w:val="000000"/>
+                <w:sz w:val="26"/>
+                <w:szCs w:val="26"/>
+              </w:rPr>
+              <w:t>Pass</w:t>
+            </w:r>
+          </w:p>
+        </w:tc>
+      </w:tr>
+      <w:tr>
+        <w:tc>
+          <w:tcPr>
+            <w:tcW w:w="722" w:type="dxa"/>
+            <w:hideMark/>
+          </w:tcPr>
+          <w:p>
+            <w:pPr>
+              <w:jc w:val="both"/>
+              <w:rPr>
+                <w:rFonts w:cs="Times New Roman"/>
+                <w:color w:val="000000"/>
+                <w:sz w:val="26"/>
+                <w:szCs w:val="26"/>
+              </w:rPr>
+            </w:pPr>
+            <w:r>
+              <w:rPr>
+                <w:rFonts w:cs="Times New Roman"/>
+                <w:color w:val="000000"/>
+                <w:sz w:val="26"/>
+                <w:szCs w:val="26"/>
+              </w:rPr>
+              <w:t>TC_14</w:t>
+            </w:r>
+          </w:p>
+        </w:tc>
+        <w:tc>
+          <w:tcPr>
+            <w:tcW w:w="1996" w:type="dxa"/>
+            <w:hideMark/>
+          </w:tcPr>
+          <w:p>
+            <w:pPr>
+              <w:jc w:val="both"/>
+              <w:rPr>
+                <w:rFonts w:cs="Times New Roman"/>
+                <w:color w:val="000000"/>
+                <w:sz w:val="26"/>
+                <w:szCs w:val="26"/>
+              </w:rPr>
+            </w:pPr>
+            <w:r>
+              <w:rPr>
+                <w:rFonts w:cs="Times New Roman"/>
+                <w:color w:val="000000"/>
+                <w:sz w:val="26"/>
+                <w:szCs w:val="26"/>
+              </w:rPr>
+              <w:t>testLoginPerformanceGlitchUser - User bị delay</w:t>
+            </w:r>
+          </w:p>
+        </w:tc>
+        <w:tc>
+          <w:tcPr>
+            <w:tcW w:w="1350" w:type="dxa"/>
+            <w:hideMark/>
+          </w:tcPr>
+          <w:p>
+            <w:pPr>
+              <w:jc w:val="both"/>
+              <w:rPr>
+                <w:rFonts w:cs="Times New Roman"/>
+                <w:color w:val="000000"/>
+                <w:sz w:val="26"/>
+                <w:szCs w:val="26"/>
+              </w:rPr>
+            </w:pPr>
+            <w:r>
+              <w:rPr>
+                <w:rFonts w:cs="Times New Roman"/>
+                <w:color w:val="000000"/>
+                <w:sz w:val="26"/>
+                <w:szCs w:val="26"/>
+              </w:rPr>
+              <w:t>Đang ở trang chủ</w:t>
+            </w:r>
+          </w:p>
+        </w:tc>
+        <w:tc>
+          <w:tcPr>
+            <w:tcW w:w="1710" w:type="dxa"/>
+            <w:hideMark/>
+          </w:tcPr>
+          <w:p>
+            <w:pPr>
+              <w:jc w:val="both"/>
+              <w:rPr>
+                <w:rFonts w:cs="Times New Roman"/>
+                <w:color w:val="000000"/>
+                <w:sz w:val="26"/>
+                <w:szCs w:val="26"/>
+              </w:rPr>
+            </w:pPr>
+            <w:r>
+              <w:rPr>
+                <w:rFonts w:cs="Times New Roman"/>
+                <w:color w:val="000000"/>
+                <w:sz w:val="26"/>
+                <w:szCs w:val="26"/>
+              </w:rPr>
+              <w:t>Nhập performance_glitch_user và Click Login</w:t>
+            </w:r>
+          </w:p>
+        </w:tc>
+        <w:tc>
+          <w:tcPr>
+            <w:tcW w:w="1710" w:type="dxa"/>
+            <w:hideMark/>
+          </w:tcPr>
+          <w:p>
+            <w:pPr>
+              <w:jc w:val="both"/>
+              <w:rPr>
+                <w:rFonts w:cs="Times New Roman"/>
+                <w:color w:val="000000"/>
+                <w:sz w:val="26"/>
+                <w:szCs w:val="26"/>
+              </w:rPr>
+            </w:pPr>
+            <w:r>
+              <w:rPr>
+                <w:rFonts w:cs="Times New Roman"/>
+                <w:color w:val="000000"/>
+                <w:sz w:val="26"/>
+                <w:szCs w:val="26"/>
+              </w:rPr>
+              <w:t>Đăng nhập thành công (chờ load)</w:t>
+            </w:r>
+          </w:p>
+        </w:tc>
+        <w:tc>
+          <w:tcPr>
+            <w:tcW w:w="1440" w:type="dxa"/>
+            <w:hideMark/>
+          </w:tcPr>
+          <w:p>
+            <w:pPr>
+              <w:jc w:val="both"/>
+              <w:rPr>
+                <w:rFonts w:cs="Times New Roman"/>
+                <w:color w:val="000000"/>
+                <w:sz w:val="26"/>
+                <w:szCs w:val="26"/>
+              </w:rPr>
+            </w:pPr>
+            <w:r>
+              <w:rPr>
+                <w:rFonts w:cs="Times New Roman"/>
+                <w:color w:val="000000"/>
+                <w:sz w:val="26"/>
+                <w:szCs w:val="26"/>
+              </w:rPr>
+              <w:t>Đăng nhập thành công sau delay</w:t>
+            </w:r>
+          </w:p>
+        </w:tc>
+        <w:tc>
+          <w:tcPr>
+            <w:tcW w:w="701" w:type="dxa"/>
+            <w:hideMark/>
+          </w:tcPr>
+          <w:p>
+            <w:pPr>
+              <w:jc w:val="both"/>
+              <w:rPr>
+                <w:rFonts w:cs="Times New Roman"/>
+                <w:color w:val="000000"/>
+                <w:sz w:val="26"/>
+                <w:szCs w:val="26"/>
+              </w:rPr>
+            </w:pPr>
+            <w:r>
+              <w:rPr>
+                <w:rFonts w:cs="Times New Roman"/>
+                <w:color w:val="000000"/>
+                <w:sz w:val="26"/>
+                <w:szCs w:val="26"/>
               </w:rPr>
               <w:t>Pass</w:t>
             </w:r>
@@ -2197,71 +3417,55 @@
     <w:p>
       <w:pPr>
         <w:pStyle w:val="Heading1"/>
+        <w:jc w:val="both"/>
+        <w:rPr>
+          <w:rFonts w:ascii="Times New Roman" w:hAnsi="Times New Roman" w:cs="Times New Roman"/>
+          <w:color w:val="auto"/>
+          <w:sz w:val="32"/>
+          <w:szCs w:val="32"/>
+        </w:rPr>
       </w:pPr>
       <w:r>
-        <w:t>6</w:t>
+        <w:rPr>
+          <w:rFonts w:ascii="Times New Roman" w:hAnsi="Times New Roman" w:cs="Times New Roman"/>
+          <w:color w:val="auto"/>
+          <w:sz w:val="32"/>
+          <w:szCs w:val="32"/>
+        </w:rPr>
+        <w:lastRenderedPageBreak/>
+        <w:t xml:space="preserve">6. </w:t>
       </w:r>
       <w:r>
-        <w:t>. Quy trình thực hiện</w:t>
-      </w:r>
-    </w:p>
-    <w:p>
-      <w:r>
-        <w:t>Bước 1: Tạo Maven project mới trong IntelliJ IDEA.</w:t>
-      </w:r>
-    </w:p>
-    <w:p>
-      <w:r>
-        <w:t>Bước 2: Cập nhật pom.xml với Selenium, WebDriverManager và TestNG.</w:t>
-      </w:r>
-    </w:p>
-    <w:p>
-      <w:r>
-        <w:t>Bước 3: Tạo BaseTest để quản lý vòng đời WebDriver.</w:t>
-      </w:r>
-    </w:p>
-    <w:p>
-      <w:r>
-        <w:t>Bước 4: Tạo LoginPage để gom locator và hành động trên trang đăng nhập.</w:t>
-      </w:r>
-    </w:p>
-    <w:p>
-      <w:r>
-        <w:t>Bước 5: Tạo TitleTest và LoginTest, sau đó khai báo suite trong testng.xml.</w:t>
-      </w:r>
-    </w:p>
-    <w:p>
-      <w:r>
-        <w:t>Bước 6: Chạy suite bằng Maven hoặc trực tiếp từ IntelliJ và ghi nhận kết quả.</w:t>
+        <w:rPr>
+          <w:rFonts w:ascii="Times New Roman" w:hAnsi="Times New Roman" w:cs="Times New Roman"/>
+          <w:color w:val="auto"/>
+          <w:sz w:val="32"/>
+          <w:szCs w:val="32"/>
+        </w:rPr>
+        <w:t>Sơ đồ luồng kiểm thử</w:t>
       </w:r>
     </w:p>
     <w:p>
       <w:pPr>
-        <w:pStyle w:val="Heading1"/>
+        <w:jc w:val="center"/>
+        <w:rPr>
+          <w:rFonts w:cs="Times New Roman"/>
+          <w:sz w:val="26"/>
+          <w:szCs w:val="26"/>
+        </w:rPr>
       </w:pPr>
       <w:r>
-        <w:lastRenderedPageBreak/>
-        <w:t>7</w:t>
-      </w:r>
-      <w:r>
-        <w:t>. Sơ đồ luồng kiểm thử</w:t>
-      </w:r>
-    </w:p>
-    <w:p>
-      <w:r>
-        <w:t>Hình dưới mô tả luồng kiểm thử tổng quát cho Bài 1: mở trang, kiểm tra giao diện ban đầu, nhập dữ liệu đăng nhập và xác nhận nhánh thành công hoặc thất bại.</w:t>
-      </w:r>
-    </w:p>
-    <w:p>
-      <w:r>
         <w:rPr>
+          <w:rFonts w:cs="Times New Roman"/>
           <w:noProof/>
+          <w:sz w:val="26"/>
+          <w:szCs w:val="26"/>
         </w:rPr>
         <w:drawing>
-          <wp:inline distT="0" distB="0" distL="0" distR="0">
-            <wp:extent cx="5256000" cy="3918109"/>
-            <wp:effectExtent l="0" t="0" r="0" b="0"/>
-            <wp:docPr id="1" name="Picture 1"/>
+          <wp:inline distT="0" distB="0" distL="0" distR="0" wp14:anchorId="2854D3AE" wp14:editId="24B7CFF8">
+            <wp:extent cx="6332220" cy="3535680"/>
+            <wp:effectExtent l="19050" t="19050" r="11430" b="26670"/>
+            <wp:docPr id="1694918419" name="Picture 1"/>
             <wp:cNvGraphicFramePr>
               <a:graphicFrameLocks xmlns:a="http://schemas.openxmlformats.org/drawingml/2006/main" noChangeAspect="1"/>
             </wp:cNvGraphicFramePr>
@@ -2269,7 +3473,7 @@
               <a:graphicData uri="http://schemas.openxmlformats.org/drawingml/2006/picture">
                 <pic:pic xmlns:pic="http://schemas.openxmlformats.org/drawingml/2006/picture">
                   <pic:nvPicPr>
-                    <pic:cNvPr id="0" name="lab8_bai1_sodo_v2.png"/>
+                    <pic:cNvPr id="1694918419" name=""/>
                     <pic:cNvPicPr/>
                   </pic:nvPicPr>
                   <pic:blipFill>
@@ -2281,11 +3485,16 @@
                   <pic:spPr>
                     <a:xfrm>
                       <a:off x="0" y="0"/>
-                      <a:ext cx="5256000" cy="3918109"/>
+                      <a:ext cx="6332220" cy="3535680"/>
                     </a:xfrm>
                     <a:prstGeom prst="rect">
                       <a:avLst/>
                     </a:prstGeom>
+                    <a:ln>
+                      <a:solidFill>
+                        <a:schemeClr val="tx1"/>
+                      </a:solidFill>
+                    </a:ln>
                   </pic:spPr>
                 </pic:pic>
               </a:graphicData>
@@ -2296,13 +3505,193 @@
     </w:p>
     <w:p>
       <w:pPr>
-        <w:jc w:val="center"/>
+        <w:rPr>
+          <w:rFonts w:cs="Times New Roman"/>
+          <w:sz w:val="32"/>
+          <w:szCs w:val="32"/>
+        </w:rPr>
       </w:pPr>
       <w:r>
         <w:rPr>
-          <w:i/>
+          <w:rFonts w:cs="Times New Roman"/>
+          <w:sz w:val="32"/>
+          <w:szCs w:val="32"/>
         </w:rPr>
-        <w:t>Hình 1. Sơ đồ luồng kiểm thử đăng nhập trên Saucedemo.</w:t>
+        <w:br w:type="page"/>
+      </w:r>
+    </w:p>
+    <w:p>
+      <w:pPr>
+        <w:pStyle w:val="Heading1"/>
+        <w:jc w:val="both"/>
+        <w:rPr>
+          <w:rFonts w:ascii="Times New Roman" w:hAnsi="Times New Roman" w:cs="Times New Roman"/>
+          <w:color w:val="auto"/>
+          <w:sz w:val="32"/>
+          <w:szCs w:val="32"/>
+        </w:rPr>
+      </w:pPr>
+      <w:r>
+        <w:rPr>
+          <w:rFonts w:ascii="Times New Roman" w:hAnsi="Times New Roman" w:cs="Times New Roman"/>
+          <w:color w:val="auto"/>
+          <w:sz w:val="32"/>
+          <w:szCs w:val="32"/>
+        </w:rPr>
+        <w:lastRenderedPageBreak/>
+        <w:t xml:space="preserve">7. </w:t>
+      </w:r>
+      <w:r>
+        <w:rPr>
+          <w:rFonts w:ascii="Times New Roman" w:hAnsi="Times New Roman" w:cs="Times New Roman"/>
+          <w:color w:val="auto"/>
+          <w:sz w:val="32"/>
+          <w:szCs w:val="32"/>
+        </w:rPr>
+        <w:t>Minh chứng thực thi</w:t>
+      </w:r>
+    </w:p>
+    <w:p>
+      <w:pPr>
+        <w:jc w:val="both"/>
+        <w:rPr>
+          <w:rFonts w:cs="Times New Roman"/>
+          <w:sz w:val="26"/>
+          <w:szCs w:val="26"/>
+        </w:rPr>
+      </w:pPr>
+      <w:r>
+        <w:rPr>
+          <w:rFonts w:cs="Times New Roman"/>
+          <w:sz w:val="26"/>
+          <w:szCs w:val="26"/>
+        </w:rPr>
+        <w:t>Hình dưới mô tả luồng kiểm thử tổng quát cho Bài 1: mở trang, kiểm tra giao diện ban đầu, nhập dữ liệu đăng nhập và xác nhận nhánh thành công hoặc thất bại.</w:t>
+      </w:r>
+    </w:p>
+    <w:p>
+      <w:pPr>
+        <w:jc w:val="center"/>
+        <w:rPr>
+          <w:rFonts w:cs="Times New Roman"/>
+          <w:sz w:val="26"/>
+          <w:szCs w:val="26"/>
+        </w:rPr>
+      </w:pPr>
+      <w:r>
+        <w:rPr>
+          <w:rFonts w:cs="Times New Roman"/>
+          <w:noProof/>
+          <w:sz w:val="26"/>
+          <w:szCs w:val="26"/>
+        </w:rPr>
+        <w:drawing>
+          <wp:inline distT="0" distB="0" distL="0" distR="0">
+            <wp:extent cx="3638841" cy="6138249"/>
+            <wp:effectExtent l="19050" t="19050" r="19050" b="15240"/>
+            <wp:docPr id="1119837162" name="Picture 2"/>
+            <wp:cNvGraphicFramePr>
+              <a:graphicFrameLocks xmlns:a="http://schemas.openxmlformats.org/drawingml/2006/main" noChangeAspect="1"/>
+            </wp:cNvGraphicFramePr>
+            <a:graphic xmlns:a="http://schemas.openxmlformats.org/drawingml/2006/main">
+              <a:graphicData uri="http://schemas.openxmlformats.org/drawingml/2006/picture">
+                <pic:pic xmlns:pic="http://schemas.openxmlformats.org/drawingml/2006/picture">
+                  <pic:nvPicPr>
+                    <pic:cNvPr id="0" name="Picture 6"/>
+                    <pic:cNvPicPr>
+                      <a:picLocks noChangeAspect="1" noChangeArrowheads="1"/>
+                    </pic:cNvPicPr>
+                  </pic:nvPicPr>
+                  <pic:blipFill>
+                    <a:blip r:embed="rId7">
+                      <a:extLst>
+                        <a:ext uri="{28A0092B-C50C-407E-A947-70E740481C1C}">
+                          <a14:useLocalDpi xmlns:a14="http://schemas.microsoft.com/office/drawing/2010/main" val="0"/>
+                        </a:ext>
+                      </a:extLst>
+                    </a:blip>
+                    <a:srcRect/>
+                    <a:stretch>
+                      <a:fillRect/>
+                    </a:stretch>
+                  </pic:blipFill>
+                  <pic:spPr bwMode="auto">
+                    <a:xfrm>
+                      <a:off x="0" y="0"/>
+                      <a:ext cx="3672256" cy="6194615"/>
+                    </a:xfrm>
+                    <a:prstGeom prst="rect">
+                      <a:avLst/>
+                    </a:prstGeom>
+                    <a:noFill/>
+                    <a:ln>
+                      <a:solidFill>
+                        <a:schemeClr val="tx1"/>
+                      </a:solidFill>
+                    </a:ln>
+                  </pic:spPr>
+                </pic:pic>
+              </a:graphicData>
+            </a:graphic>
+          </wp:inline>
+        </w:drawing>
+      </w:r>
+    </w:p>
+    <w:p>
+      <w:pPr>
+        <w:pStyle w:val="Heading1"/>
+        <w:jc w:val="both"/>
+        <w:rPr>
+          <w:rFonts w:ascii="Times New Roman" w:hAnsi="Times New Roman" w:cs="Times New Roman"/>
+          <w:color w:val="auto"/>
+          <w:sz w:val="32"/>
+          <w:szCs w:val="32"/>
+        </w:rPr>
+      </w:pPr>
+      <w:r>
+        <w:rPr>
+          <w:rFonts w:ascii="Times New Roman" w:hAnsi="Times New Roman" w:cs="Times New Roman"/>
+          <w:color w:val="auto"/>
+          <w:sz w:val="32"/>
+          <w:szCs w:val="32"/>
+        </w:rPr>
+        <w:t>8</w:t>
+      </w:r>
+      <w:r>
+        <w:rPr>
+          <w:rFonts w:ascii="Times New Roman" w:hAnsi="Times New Roman" w:cs="Times New Roman"/>
+          <w:color w:val="auto"/>
+          <w:sz w:val="32"/>
+          <w:szCs w:val="32"/>
+        </w:rPr>
+        <w:t xml:space="preserve">. </w:t>
+      </w:r>
+      <w:r>
+        <w:rPr>
+          <w:rFonts w:ascii="Times New Roman" w:hAnsi="Times New Roman" w:cs="Times New Roman"/>
+          <w:color w:val="auto"/>
+          <w:sz w:val="32"/>
+          <w:szCs w:val="32"/>
+        </w:rPr>
+        <w:t>Kết luận</w:t>
+      </w:r>
+    </w:p>
+    <w:p>
+      <w:pPr>
+        <w:jc w:val="both"/>
+        <w:rPr>
+          <w:rFonts w:cs="Times New Roman"/>
+          <w:sz w:val="26"/>
+          <w:szCs w:val="26"/>
+        </w:rPr>
+      </w:pPr>
+      <w:r>
+        <w:rPr>
+          <w:rFonts w:cs="Times New Roman"/>
+          <w:sz w:val="26"/>
+          <w:szCs w:val="26"/>
+        </w:rPr>
+        <w:t>Bài 1 đã hoàn thiện môi trường kiểm thử tự động với Selenium WebDriver và TestNG. Bộ test suite đã bao phủ toàn diện 14 kịch bản, từ việc xác minh sự hiển thị của các thành phần UI (logo, form, title) cho đến việc quét toàn bộ các trường hợp đăng nhập (đúng, sai, bỏ trống, bị khóa, tải chậm). Kết quả thực thi đạt tỷ lệ pass 100%, chứng minh độ ổn định của cấu trúc BaseTest và LoginPage.</w:t>
       </w:r>
     </w:p>
     <w:sectPr>
